--- a/pr-preview/pr-310/algebra-sums.docx
+++ b/pr-preview/pr-310/algebra-sums.docx
@@ -15,7 +15,7 @@
         <w:pStyle w:val="Date"/>
       </w:pPr>
       <w:r>
-        <w:t xml:space="preserve">Last modified: 2026-10-15 08:32:48 (PDT)</w:t>
+        <w:t xml:space="preserve">Last modified: 2026-10-15 13:37:28 (PDT)</w:t>
       </w:r>
     </w:p>
     <w:bookmarkStart w:id="31" w:name="sec-convexity"/>
@@ -5821,7 +5821,7 @@
           <w:rPr>
             <w:rStyle w:val="Hyperlink"/>
           </w:rPr>
-          <w:t xml:space="preserve">Definition 13 in Equalities, Inequalities and Minimizers</w:t>
+          <w:t xml:space="preserve">Definition 17 in Equalities, Inequalities and Minimizers</w:t>
         </w:r>
       </w:hyperlink>
       <w:r>
@@ -5864,7 +5864,7 @@
           <w:rPr>
             <w:rStyle w:val="Hyperlink"/>
           </w:rPr>
-          <w:t xml:space="preserve">Definition 12 in Equalities, Inequalities and Minimizers</w:t>
+          <w:t xml:space="preserve">Definition 16 in Equalities, Inequalities and Minimizers</w:t>
         </w:r>
       </w:hyperlink>
       <w:r>
@@ -10481,7 +10481,7 @@
     </w:p>
     <w:bookmarkEnd w:id="30"/>
     <w:bookmarkEnd w:id="31"/>
-    <w:bookmarkStart w:id="46" w:name="infimum-and-supremum"/>
+    <w:bookmarkStart w:id="50" w:name="infimum-and-supremum"/>
     <w:p>
       <w:pPr>
         <w:pStyle w:val="Heading2"/>
@@ -10490,7 +10490,7 @@
         <w:t xml:space="preserve">2 Infimum and supremum</w:t>
       </w:r>
     </w:p>
-    <w:bookmarkStart w:id="33" w:name="def-bounded"/>
+    <w:bookmarkStart w:id="32" w:name="def-upper-bound"/>
     <w:p>
       <w:pPr>
         <w:pStyle w:val="FirstParagraph"/>
@@ -10500,7 +10500,7 @@
           <w:b/>
           <w:bCs/>
         </w:rPr>
-        <w:t xml:space="preserve">Definition 4 (Upper and lower bounds)</w:t>
+        <w:t xml:space="preserve">Definition 4 (Upper bound)</w:t>
       </w:r>
       <w:r>
         <w:t xml:space="preserve"> </w:t>
@@ -10531,6 +10531,645 @@
       </m:oMath>
       <w:r>
         <w:t xml:space="preserve">.</w:t>
+      </w:r>
+      <w:r>
+        <w:t xml:space="preserve"> </w:t>
+      </w:r>
+      <w:r>
+        <w:t xml:space="preserve">A real number</w:t>
+      </w:r>
+      <w:r>
+        <w:t xml:space="preserve"> </w:t>
+      </w:r>
+      <m:oMath>
+        <m:r>
+          <m:t>u</m:t>
+        </m:r>
+      </m:oMath>
+      <w:r>
+        <w:t xml:space="preserve"> </w:t>
+      </w:r>
+      <w:r>
+        <w:t xml:space="preserve">is an</w:t>
+      </w:r>
+      <w:r>
+        <w:t xml:space="preserve"> </w:t>
+      </w:r>
+      <w:r>
+        <w:rPr>
+          <w:b/>
+          <w:bCs/>
+        </w:rPr>
+        <w:t xml:space="preserve">upper bound</w:t>
+      </w:r>
+      <w:r>
+        <w:t xml:space="preserve"> </w:t>
+      </w:r>
+      <w:r>
+        <w:t xml:space="preserve">for</w:t>
+      </w:r>
+      <w:r>
+        <w:t xml:space="preserve"> </w:t>
+      </w:r>
+      <m:oMath>
+        <m:r>
+          <m:t>A</m:t>
+        </m:r>
+      </m:oMath>
+      <w:r>
+        <w:t xml:space="preserve"> </w:t>
+      </w:r>
+      <w:r>
+        <w:t xml:space="preserve">if</w:t>
+      </w:r>
+      <w:r>
+        <w:t xml:space="preserve"> </w:t>
+      </w:r>
+      <m:oMath>
+        <m:r>
+          <m:t>a</m:t>
+        </m:r>
+        <m:r>
+          <m:rPr>
+            <m:sty m:val="p"/>
+          </m:rPr>
+          <m:t>≤</m:t>
+        </m:r>
+        <m:r>
+          <m:t>u</m:t>
+        </m:r>
+      </m:oMath>
+      <w:r>
+        <w:t xml:space="preserve"> </w:t>
+      </w:r>
+      <w:r>
+        <w:t xml:space="preserve">for all</w:t>
+      </w:r>
+      <w:r>
+        <w:t xml:space="preserve"> </w:t>
+      </w:r>
+      <m:oMath>
+        <m:r>
+          <m:t>a</m:t>
+        </m:r>
+        <m:r>
+          <m:rPr>
+            <m:sty m:val="p"/>
+          </m:rPr>
+          <m:t>∈</m:t>
+        </m:r>
+        <m:r>
+          <m:t>A</m:t>
+        </m:r>
+      </m:oMath>
+      <w:r>
+        <w:t xml:space="preserve">.</w:t>
+      </w:r>
+    </w:p>
+    <w:bookmarkEnd w:id="32"/>
+    <w:bookmarkStart w:id="33" w:name="def-lower-bound"/>
+    <w:p>
+      <w:pPr>
+        <w:pStyle w:val="BodyText"/>
+      </w:pPr>
+      <w:r>
+        <w:rPr>
+          <w:b/>
+          <w:bCs/>
+        </w:rPr>
+        <w:t xml:space="preserve">Definition 5 (Lower bound)</w:t>
+      </w:r>
+      <w:r>
+        <w:t xml:space="preserve"> </w:t>
+      </w:r>
+      <w:r>
+        <w:t xml:space="preserve">Let</w:t>
+      </w:r>
+      <w:r>
+        <w:t xml:space="preserve"> </w:t>
+      </w:r>
+      <m:oMath>
+        <m:r>
+          <m:t>A</m:t>
+        </m:r>
+        <m:r>
+          <m:rPr>
+            <m:sty m:val="p"/>
+          </m:rPr>
+          <m:t>⊆</m:t>
+        </m:r>
+        <m:r>
+          <m:rPr>
+            <m:scr m:val="double-struck"/>
+            <m:sty m:val="p"/>
+          </m:rPr>
+          <m:t>R</m:t>
+        </m:r>
+      </m:oMath>
+      <w:r>
+        <w:t xml:space="preserve">.</w:t>
+      </w:r>
+      <w:r>
+        <w:t xml:space="preserve"> </w:t>
+      </w:r>
+      <w:r>
+        <w:t xml:space="preserve">A real number</w:t>
+      </w:r>
+      <w:r>
+        <w:t xml:space="preserve"> </w:t>
+      </w:r>
+      <m:oMath>
+        <m:r>
+          <m:t>ℓ</m:t>
+        </m:r>
+      </m:oMath>
+      <w:r>
+        <w:t xml:space="preserve"> </w:t>
+      </w:r>
+      <w:r>
+        <w:t xml:space="preserve">is a</w:t>
+      </w:r>
+      <w:r>
+        <w:t xml:space="preserve"> </w:t>
+      </w:r>
+      <w:r>
+        <w:rPr>
+          <w:b/>
+          <w:bCs/>
+        </w:rPr>
+        <w:t xml:space="preserve">lower bound</w:t>
+      </w:r>
+      <w:r>
+        <w:t xml:space="preserve"> </w:t>
+      </w:r>
+      <w:r>
+        <w:t xml:space="preserve">for</w:t>
+      </w:r>
+      <w:r>
+        <w:t xml:space="preserve"> </w:t>
+      </w:r>
+      <m:oMath>
+        <m:r>
+          <m:t>A</m:t>
+        </m:r>
+      </m:oMath>
+      <w:r>
+        <w:t xml:space="preserve"> </w:t>
+      </w:r>
+      <w:r>
+        <w:t xml:space="preserve">if</w:t>
+      </w:r>
+      <w:r>
+        <w:t xml:space="preserve"> </w:t>
+      </w:r>
+      <m:oMath>
+        <m:r>
+          <m:t>ℓ</m:t>
+        </m:r>
+        <m:r>
+          <m:rPr>
+            <m:sty m:val="p"/>
+          </m:rPr>
+          <m:t>≤</m:t>
+        </m:r>
+        <m:r>
+          <m:t>a</m:t>
+        </m:r>
+      </m:oMath>
+      <w:r>
+        <w:t xml:space="preserve"> </w:t>
+      </w:r>
+      <w:r>
+        <w:t xml:space="preserve">for all</w:t>
+      </w:r>
+      <w:r>
+        <w:t xml:space="preserve"> </w:t>
+      </w:r>
+      <m:oMath>
+        <m:r>
+          <m:t>a</m:t>
+        </m:r>
+        <m:r>
+          <m:rPr>
+            <m:sty m:val="p"/>
+          </m:rPr>
+          <m:t>∈</m:t>
+        </m:r>
+        <m:r>
+          <m:t>A</m:t>
+        </m:r>
+      </m:oMath>
+      <w:r>
+        <w:t xml:space="preserve">.</w:t>
+      </w:r>
+    </w:p>
+    <w:bookmarkEnd w:id="33"/>
+    <w:bookmarkStart w:id="35" w:name="def-bounded-above"/>
+    <w:p>
+      <w:pPr>
+        <w:pStyle w:val="BodyText"/>
+      </w:pPr>
+      <w:r>
+        <w:rPr>
+          <w:b/>
+          <w:bCs/>
+        </w:rPr>
+        <w:t xml:space="preserve">Definition 6 (Bounded above)</w:t>
+      </w:r>
+      <w:r>
+        <w:t xml:space="preserve"> </w:t>
+      </w:r>
+      <w:r>
+        <w:t xml:space="preserve">A set</w:t>
+      </w:r>
+      <w:r>
+        <w:t xml:space="preserve"> </w:t>
+      </w:r>
+      <m:oMath>
+        <m:r>
+          <m:t>A</m:t>
+        </m:r>
+        <m:r>
+          <m:rPr>
+            <m:sty m:val="p"/>
+          </m:rPr>
+          <m:t>⊆</m:t>
+        </m:r>
+        <m:r>
+          <m:rPr>
+            <m:scr m:val="double-struck"/>
+            <m:sty m:val="p"/>
+          </m:rPr>
+          <m:t>R</m:t>
+        </m:r>
+      </m:oMath>
+      <w:r>
+        <w:t xml:space="preserve"> </w:t>
+      </w:r>
+      <w:r>
+        <w:t xml:space="preserve">is</w:t>
+      </w:r>
+      <w:r>
+        <w:t xml:space="preserve"> </w:t>
+      </w:r>
+      <w:r>
+        <w:rPr>
+          <w:b/>
+          <w:bCs/>
+        </w:rPr>
+        <w:t xml:space="preserve">bounded above</w:t>
+      </w:r>
+      <w:r>
+        <w:t xml:space="preserve"> </w:t>
+      </w:r>
+      <w:r>
+        <w:t xml:space="preserve">if it has an upper bound (</w:t>
+      </w:r>
+      <w:hyperlink w:anchor="def-upper-bound">
+        <w:r>
+          <w:rPr>
+            <w:rStyle w:val="Hyperlink"/>
+          </w:rPr>
+          <w:t xml:space="preserve">Definition 4</w:t>
+        </w:r>
+      </w:hyperlink>
+      <w:r>
+        <w:t xml:space="preserve">).</w:t>
+      </w:r>
+      <w:r>
+        <w:t xml:space="preserve"> </w:t>
+      </w:r>
+      <w:r>
+        <w:t xml:space="preserve">A real-valued</w:t>
+      </w:r>
+      <w:r>
+        <w:t xml:space="preserve"> </w:t>
+      </w:r>
+      <w:hyperlink r:id="rId14">
+        <w:r>
+          <w:rPr>
+            <w:rStyle w:val="Hyperlink"/>
+          </w:rPr>
+          <w:t xml:space="preserve">function</w:t>
+        </w:r>
+      </w:hyperlink>
+      <w:r>
+        <w:t xml:space="preserve"> </w:t>
+      </w:r>
+      <w:r>
+        <w:t xml:space="preserve">is</w:t>
+      </w:r>
+      <w:r>
+        <w:t xml:space="preserve"> </w:t>
+      </w:r>
+      <w:r>
+        <w:t xml:space="preserve">bounded above</w:t>
+      </w:r>
+      <w:r>
+        <w:t xml:space="preserve"> </w:t>
+      </w:r>
+      <w:r>
+        <w:t xml:space="preserve">if its</w:t>
+      </w:r>
+      <w:r>
+        <w:t xml:space="preserve"> </w:t>
+      </w:r>
+      <w:hyperlink r:id="rId34">
+        <w:r>
+          <w:rPr>
+            <w:rStyle w:val="Hyperlink"/>
+          </w:rPr>
+          <w:t xml:space="preserve">image</w:t>
+        </w:r>
+      </w:hyperlink>
+      <w:r>
+        <w:t xml:space="preserve"> </w:t>
+      </w:r>
+      <w:r>
+        <w:t xml:space="preserve">is.</w:t>
+      </w:r>
+    </w:p>
+    <w:bookmarkEnd w:id="35"/>
+    <w:bookmarkStart w:id="36" w:name="def-bounded-below"/>
+    <w:p>
+      <w:pPr>
+        <w:pStyle w:val="BodyText"/>
+      </w:pPr>
+      <w:r>
+        <w:rPr>
+          <w:b/>
+          <w:bCs/>
+        </w:rPr>
+        <w:t xml:space="preserve">Definition 7 (Bounded below)</w:t>
+      </w:r>
+      <w:r>
+        <w:t xml:space="preserve"> </w:t>
+      </w:r>
+      <w:r>
+        <w:t xml:space="preserve">A set</w:t>
+      </w:r>
+      <w:r>
+        <w:t xml:space="preserve"> </w:t>
+      </w:r>
+      <m:oMath>
+        <m:r>
+          <m:t>A</m:t>
+        </m:r>
+        <m:r>
+          <m:rPr>
+            <m:sty m:val="p"/>
+          </m:rPr>
+          <m:t>⊆</m:t>
+        </m:r>
+        <m:r>
+          <m:rPr>
+            <m:scr m:val="double-struck"/>
+            <m:sty m:val="p"/>
+          </m:rPr>
+          <m:t>R</m:t>
+        </m:r>
+      </m:oMath>
+      <w:r>
+        <w:t xml:space="preserve"> </w:t>
+      </w:r>
+      <w:r>
+        <w:t xml:space="preserve">is</w:t>
+      </w:r>
+      <w:r>
+        <w:t xml:space="preserve"> </w:t>
+      </w:r>
+      <w:r>
+        <w:rPr>
+          <w:b/>
+          <w:bCs/>
+        </w:rPr>
+        <w:t xml:space="preserve">bounded below</w:t>
+      </w:r>
+      <w:r>
+        <w:t xml:space="preserve"> </w:t>
+      </w:r>
+      <w:r>
+        <w:t xml:space="preserve">if it has a lower bound (</w:t>
+      </w:r>
+      <w:hyperlink w:anchor="def-lower-bound">
+        <w:r>
+          <w:rPr>
+            <w:rStyle w:val="Hyperlink"/>
+          </w:rPr>
+          <w:t xml:space="preserve">Definition 5</w:t>
+        </w:r>
+      </w:hyperlink>
+      <w:r>
+        <w:t xml:space="preserve">).</w:t>
+      </w:r>
+      <w:r>
+        <w:t xml:space="preserve"> </w:t>
+      </w:r>
+      <w:r>
+        <w:t xml:space="preserve">A real-valued</w:t>
+      </w:r>
+      <w:r>
+        <w:t xml:space="preserve"> </w:t>
+      </w:r>
+      <w:hyperlink r:id="rId14">
+        <w:r>
+          <w:rPr>
+            <w:rStyle w:val="Hyperlink"/>
+          </w:rPr>
+          <w:t xml:space="preserve">function</w:t>
+        </w:r>
+      </w:hyperlink>
+      <w:r>
+        <w:t xml:space="preserve"> </w:t>
+      </w:r>
+      <w:r>
+        <w:t xml:space="preserve">is</w:t>
+      </w:r>
+      <w:r>
+        <w:t xml:space="preserve"> </w:t>
+      </w:r>
+      <w:r>
+        <w:t xml:space="preserve">bounded below</w:t>
+      </w:r>
+      <w:r>
+        <w:t xml:space="preserve"> </w:t>
+      </w:r>
+      <w:r>
+        <w:t xml:space="preserve">if its</w:t>
+      </w:r>
+      <w:r>
+        <w:t xml:space="preserve"> </w:t>
+      </w:r>
+      <w:hyperlink r:id="rId34">
+        <w:r>
+          <w:rPr>
+            <w:rStyle w:val="Hyperlink"/>
+          </w:rPr>
+          <w:t xml:space="preserve">image</w:t>
+        </w:r>
+      </w:hyperlink>
+      <w:r>
+        <w:t xml:space="preserve"> </w:t>
+      </w:r>
+      <w:r>
+        <w:t xml:space="preserve">is.</w:t>
+      </w:r>
+    </w:p>
+    <w:bookmarkEnd w:id="36"/>
+    <w:bookmarkStart w:id="37" w:name="def-bounded"/>
+    <w:p>
+      <w:pPr>
+        <w:pStyle w:val="BodyText"/>
+      </w:pPr>
+      <w:r>
+        <w:rPr>
+          <w:b/>
+          <w:bCs/>
+        </w:rPr>
+        <w:t xml:space="preserve">Definition 8 (Bounded)</w:t>
+      </w:r>
+      <w:r>
+        <w:t xml:space="preserve"> </w:t>
+      </w:r>
+      <w:r>
+        <w:t xml:space="preserve">A set</w:t>
+      </w:r>
+      <w:r>
+        <w:t xml:space="preserve"> </w:t>
+      </w:r>
+      <m:oMath>
+        <m:r>
+          <m:t>A</m:t>
+        </m:r>
+        <m:r>
+          <m:rPr>
+            <m:sty m:val="p"/>
+          </m:rPr>
+          <m:t>⊆</m:t>
+        </m:r>
+        <m:r>
+          <m:rPr>
+            <m:scr m:val="double-struck"/>
+            <m:sty m:val="p"/>
+          </m:rPr>
+          <m:t>R</m:t>
+        </m:r>
+      </m:oMath>
+      <w:r>
+        <w:t xml:space="preserve"> </w:t>
+      </w:r>
+      <w:r>
+        <w:t xml:space="preserve">is</w:t>
+      </w:r>
+      <w:r>
+        <w:t xml:space="preserve"> </w:t>
+      </w:r>
+      <w:r>
+        <w:rPr>
+          <w:b/>
+          <w:bCs/>
+        </w:rPr>
+        <w:t xml:space="preserve">bounded</w:t>
+      </w:r>
+      <w:r>
+        <w:t xml:space="preserve"> </w:t>
+      </w:r>
+      <w:r>
+        <w:t xml:space="preserve">if it is both bounded above (</w:t>
+      </w:r>
+      <w:hyperlink w:anchor="def-bounded-above">
+        <w:r>
+          <w:rPr>
+            <w:rStyle w:val="Hyperlink"/>
+          </w:rPr>
+          <w:t xml:space="preserve">Definition 6</w:t>
+        </w:r>
+      </w:hyperlink>
+      <w:r>
+        <w:t xml:space="preserve">) and bounded below (</w:t>
+      </w:r>
+      <w:hyperlink w:anchor="def-bounded-below">
+        <w:r>
+          <w:rPr>
+            <w:rStyle w:val="Hyperlink"/>
+          </w:rPr>
+          <w:t xml:space="preserve">Definition 7</w:t>
+        </w:r>
+      </w:hyperlink>
+      <w:r>
+        <w:t xml:space="preserve">).</w:t>
+      </w:r>
+      <w:r>
+        <w:t xml:space="preserve"> </w:t>
+      </w:r>
+      <w:r>
+        <w:t xml:space="preserve">A real-valued</w:t>
+      </w:r>
+      <w:r>
+        <w:t xml:space="preserve"> </w:t>
+      </w:r>
+      <w:hyperlink r:id="rId14">
+        <w:r>
+          <w:rPr>
+            <w:rStyle w:val="Hyperlink"/>
+          </w:rPr>
+          <w:t xml:space="preserve">function</w:t>
+        </w:r>
+      </w:hyperlink>
+      <w:r>
+        <w:t xml:space="preserve"> </w:t>
+      </w:r>
+      <w:r>
+        <w:t xml:space="preserve">is</w:t>
+      </w:r>
+      <w:r>
+        <w:t xml:space="preserve"> </w:t>
+      </w:r>
+      <w:r>
+        <w:t xml:space="preserve">bounded</w:t>
+      </w:r>
+      <w:r>
+        <w:t xml:space="preserve"> </w:t>
+      </w:r>
+      <w:r>
+        <w:t xml:space="preserve">if its</w:t>
+      </w:r>
+      <w:r>
+        <w:t xml:space="preserve"> </w:t>
+      </w:r>
+      <w:hyperlink r:id="rId34">
+        <w:r>
+          <w:rPr>
+            <w:rStyle w:val="Hyperlink"/>
+          </w:rPr>
+          <w:t xml:space="preserve">image</w:t>
+        </w:r>
+      </w:hyperlink>
+      <w:r>
+        <w:t xml:space="preserve"> </w:t>
+      </w:r>
+      <w:r>
+        <w:t xml:space="preserve">is.</w:t>
+      </w:r>
+    </w:p>
+    <w:bookmarkEnd w:id="37"/>
+    <w:bookmarkStart w:id="38" w:name="exm-bounded"/>
+    <w:p>
+      <w:pPr>
+        <w:pStyle w:val="BodyText"/>
+      </w:pPr>
+      <w:r>
+        <w:rPr>
+          <w:b/>
+          <w:bCs/>
+        </w:rPr>
+        <w:t xml:space="preserve">Example 6 (Bounded and unbounded sets)</w:t>
+      </w:r>
+      <w:r>
+        <w:t xml:space="preserve"> </w:t>
+      </w:r>
+      <w:r>
+        <w:t xml:space="preserve"> </w:t>
       </w:r>
     </w:p>
     <w:p>
@@ -10542,37 +11181,7 @@
         </w:numPr>
       </w:pPr>
       <w:r>
-        <w:t xml:space="preserve">A real number</w:t>
-      </w:r>
-      <w:r>
-        <w:t xml:space="preserve"> </w:t>
-      </w:r>
-      <m:oMath>
-        <m:r>
-          <m:t>u</m:t>
-        </m:r>
-      </m:oMath>
-      <w:r>
-        <w:t xml:space="preserve"> </w:t>
-      </w:r>
-      <w:r>
-        <w:t xml:space="preserve">is an</w:t>
-      </w:r>
-      <w:r>
-        <w:t xml:space="preserve"> </w:t>
-      </w:r>
-      <w:r>
-        <w:rPr>
-          <w:b/>
-          <w:bCs/>
-        </w:rPr>
-        <w:t xml:space="preserve">upper bound</w:t>
-      </w:r>
-      <w:r>
-        <w:t xml:space="preserve"> </w:t>
-      </w:r>
-      <w:r>
-        <w:t xml:space="preserve">for</w:t>
+        <w:t xml:space="preserve">For</w:t>
       </w:r>
       <w:r>
         <w:t xml:space="preserve"> </w:t>
@@ -10581,42 +11190,156 @@
         <m:r>
           <m:t>A</m:t>
         </m:r>
-      </m:oMath>
-      <w:r>
-        <w:t xml:space="preserve"> </w:t>
-      </w:r>
-      <w:r>
-        <w:t xml:space="preserve">if</w:t>
-      </w:r>
-      <w:r>
-        <w:t xml:space="preserve"> </w:t>
-      </w:r>
-      <m:oMath>
-        <m:r>
-          <m:t>a</m:t>
-        </m:r>
-        <m:r>
-          <m:rPr>
-            <m:sty m:val="p"/>
-          </m:rPr>
-          <m:t>≤</m:t>
-        </m:r>
-        <m:r>
-          <m:t>u</m:t>
-        </m:r>
-      </m:oMath>
-      <w:r>
-        <w:t xml:space="preserve"> </w:t>
-      </w:r>
-      <w:r>
-        <w:t xml:space="preserve">for all</w:t>
-      </w:r>
-      <w:r>
-        <w:t xml:space="preserve"> </w:t>
-      </w:r>
-      <m:oMath>
-        <m:r>
-          <m:t>a</m:t>
+        <m:r>
+          <m:rPr>
+            <m:sty m:val="p"/>
+          </m:rPr>
+          <m:t>=</m:t>
+        </m:r>
+        <m:r>
+          <m:rPr>
+            <m:sty m:val="p"/>
+          </m:rPr>
+          <m:t>(</m:t>
+        </m:r>
+        <m:r>
+          <m:t>0</m:t>
+        </m:r>
+        <m:r>
+          <m:rPr>
+            <m:sty m:val="p"/>
+          </m:rPr>
+          <m:t>,</m:t>
+        </m:r>
+        <m:r>
+          <m:t>1</m:t>
+        </m:r>
+        <m:r>
+          <m:rPr>
+            <m:sty m:val="p"/>
+          </m:rPr>
+          <m:t>]</m:t>
+        </m:r>
+      </m:oMath>
+      <w:r>
+        <w:t xml:space="preserve">,</w:t>
+      </w:r>
+      <w:r>
+        <w:t xml:space="preserve"> </w:t>
+      </w:r>
+      <m:oMath>
+        <m:r>
+          <m:t>1</m:t>
+        </m:r>
+      </m:oMath>
+      <w:r>
+        <w:t xml:space="preserve">,</w:t>
+      </w:r>
+      <w:r>
+        <w:t xml:space="preserve"> </w:t>
+      </w:r>
+      <m:oMath>
+        <m:r>
+          <m:t>2</m:t>
+        </m:r>
+      </m:oMath>
+      <w:r>
+        <w:t xml:space="preserve">, and</w:t>
+      </w:r>
+      <w:r>
+        <w:t xml:space="preserve"> </w:t>
+      </w:r>
+      <m:oMath>
+        <m:r>
+          <m:t>100</m:t>
+        </m:r>
+      </m:oMath>
+      <w:r>
+        <w:t xml:space="preserve"> </w:t>
+      </w:r>
+      <w:r>
+        <w:t xml:space="preserve">are upper bounds,</w:t>
+      </w:r>
+      <w:r>
+        <w:t xml:space="preserve"> </w:t>
+      </w:r>
+      <w:r>
+        <w:t xml:space="preserve">and</w:t>
+      </w:r>
+      <w:r>
+        <w:t xml:space="preserve"> </w:t>
+      </w:r>
+      <m:oMath>
+        <m:r>
+          <m:t>0</m:t>
+        </m:r>
+      </m:oMath>
+      <w:r>
+        <w:t xml:space="preserve"> </w:t>
+      </w:r>
+      <w:r>
+        <w:t xml:space="preserve">and</w:t>
+      </w:r>
+      <w:r>
+        <w:t xml:space="preserve"> </w:t>
+      </w:r>
+      <m:oMath>
+        <m:r>
+          <m:rPr>
+            <m:sty m:val="p"/>
+          </m:rPr>
+          <m:t>−</m:t>
+        </m:r>
+        <m:r>
+          <m:t>5</m:t>
+        </m:r>
+      </m:oMath>
+      <w:r>
+        <w:t xml:space="preserve"> </w:t>
+      </w:r>
+      <w:r>
+        <w:t xml:space="preserve">are lower bounds,</w:t>
+      </w:r>
+      <w:r>
+        <w:t xml:space="preserve"> </w:t>
+      </w:r>
+      <w:r>
+        <w:t xml:space="preserve">so</w:t>
+      </w:r>
+      <w:r>
+        <w:t xml:space="preserve"> </w:t>
+      </w:r>
+      <m:oMath>
+        <m:r>
+          <m:t>A</m:t>
+        </m:r>
+      </m:oMath>
+      <w:r>
+        <w:t xml:space="preserve"> </w:t>
+      </w:r>
+      <w:r>
+        <w:t xml:space="preserve">is bounded.</w:t>
+      </w:r>
+      <w:r>
+        <w:t xml:space="preserve"> </w:t>
+      </w:r>
+      <m:oMath>
+        <m:r>
+          <m:t>0.5</m:t>
+        </m:r>
+      </m:oMath>
+      <w:r>
+        <w:t xml:space="preserve"> </w:t>
+      </w:r>
+      <w:r>
+        <w:t xml:space="preserve">is not an upper bound, because</w:t>
+      </w:r>
+      <w:r>
+        <w:t xml:space="preserve"> </w:t>
+      </w:r>
+      <m:oMath>
+        <m:r>
+          <m:t>0.6</m:t>
         </m:r>
         <m:r>
           <m:rPr>
@@ -10626,6 +11349,29 @@
         </m:r>
         <m:r>
           <m:t>A</m:t>
+        </m:r>
+      </m:oMath>
+      <w:r>
+        <w:t xml:space="preserve"> </w:t>
+      </w:r>
+      <w:r>
+        <w:t xml:space="preserve">and</w:t>
+      </w:r>
+      <w:r>
+        <w:t xml:space="preserve"> </w:t>
+      </w:r>
+      <m:oMath>
+        <m:r>
+          <m:t>0.6</m:t>
+        </m:r>
+        <m:r>
+          <m:rPr>
+            <m:sty m:val="p"/>
+          </m:rPr>
+          <m:t>&gt;</m:t>
+        </m:r>
+        <m:r>
+          <m:t>0.5</m:t>
         </m:r>
       </m:oMath>
       <w:r>
@@ -10641,37 +11387,168 @@
         </w:numPr>
       </w:pPr>
       <w:r>
-        <w:t xml:space="preserve">A real number</w:t>
-      </w:r>
-      <w:r>
-        <w:t xml:space="preserve"> </w:t>
-      </w:r>
-      <m:oMath>
-        <m:r>
-          <m:t>ℓ</m:t>
-        </m:r>
-      </m:oMath>
-      <w:r>
-        <w:t xml:space="preserve"> </w:t>
-      </w:r>
-      <w:r>
-        <w:t xml:space="preserve">is a</w:t>
-      </w:r>
-      <w:r>
-        <w:t xml:space="preserve"> </w:t>
-      </w:r>
+        <w:t xml:space="preserve">The natural numbers</w:t>
+      </w:r>
+      <w:r>
+        <w:t xml:space="preserve"> </w:t>
+      </w:r>
+      <m:oMath>
+        <m:r>
+          <m:rPr>
+            <m:scr m:val="double-struck"/>
+            <m:sty m:val="p"/>
+          </m:rPr>
+          <m:t>N</m:t>
+        </m:r>
+        <m:r>
+          <m:rPr>
+            <m:sty m:val="p"/>
+          </m:rPr>
+          <m:t>=</m:t>
+        </m:r>
+        <m:r>
+          <m:t>​</m:t>
+        </m:r>
+        <m:d>
+          <m:dPr>
+            <m:begChr m:val="{"/>
+            <m:sepChr m:val=""/>
+            <m:endChr m:val="}"/>
+            <m:grow/>
+          </m:dPr>
+          <m:e>
+            <m:r>
+              <m:t>1</m:t>
+            </m:r>
+            <m:r>
+              <m:rPr>
+                <m:sty m:val="p"/>
+              </m:rPr>
+              <m:t>,</m:t>
+            </m:r>
+            <m:r>
+              <m:t>2</m:t>
+            </m:r>
+            <m:r>
+              <m:rPr>
+                <m:sty m:val="p"/>
+              </m:rPr>
+              <m:t>,</m:t>
+            </m:r>
+            <m:r>
+              <m:t>3</m:t>
+            </m:r>
+            <m:r>
+              <m:rPr>
+                <m:sty m:val="p"/>
+              </m:rPr>
+              <m:t>,</m:t>
+            </m:r>
+            <m:r>
+              <m:rPr>
+                <m:sty m:val="p"/>
+              </m:rPr>
+              <m:t>…</m:t>
+            </m:r>
+          </m:e>
+        </m:d>
+        <m:r>
+          <m:t>​</m:t>
+        </m:r>
+      </m:oMath>
+      <w:r>
+        <w:t xml:space="preserve"> </w:t>
+      </w:r>
+      <w:r>
+        <w:t xml:space="preserve">are bounded below, by</w:t>
+      </w:r>
+      <w:r>
+        <w:t xml:space="preserve"> </w:t>
+      </w:r>
+      <m:oMath>
+        <m:r>
+          <m:t>1</m:t>
+        </m:r>
+      </m:oMath>
+      <w:r>
+        <w:t xml:space="preserve">,</w:t>
+      </w:r>
+      <w:r>
+        <w:t xml:space="preserve"> </w:t>
+      </w:r>
+      <w:r>
+        <w:t xml:space="preserve">but not bounded above:</w:t>
+      </w:r>
+      <w:r>
+        <w:t xml:space="preserve"> </w:t>
+      </w:r>
+      <w:r>
+        <w:t xml:space="preserve">for any real number</w:t>
+      </w:r>
+      <w:r>
+        <w:t xml:space="preserve"> </w:t>
+      </w:r>
+      <m:oMath>
+        <m:r>
+          <m:t>u</m:t>
+        </m:r>
+      </m:oMath>
+      <w:r>
+        <w:t xml:space="preserve">, some natural number</w:t>
+      </w:r>
+      <w:r>
+        <w:t xml:space="preserve"> </w:t>
+      </w:r>
+      <m:oMath>
+        <m:r>
+          <m:t>n</m:t>
+        </m:r>
+      </m:oMath>
+      <w:r>
+        <w:t xml:space="preserve"> </w:t>
+      </w:r>
+      <w:r>
+        <w:t xml:space="preserve">satisfies</w:t>
+      </w:r>
+      <w:r>
+        <w:t xml:space="preserve"> </w:t>
+      </w:r>
+      <m:oMath>
+        <m:r>
+          <m:t>n</m:t>
+        </m:r>
+        <m:r>
+          <m:rPr>
+            <m:sty m:val="p"/>
+          </m:rPr>
+          <m:t>&gt;</m:t>
+        </m:r>
+        <m:r>
+          <m:t>u</m:t>
+        </m:r>
+      </m:oMath>
+      <w:r>
+        <w:t xml:space="preserve">.</w:t>
+      </w:r>
+    </w:p>
+    <w:bookmarkEnd w:id="38"/>
+    <w:bookmarkStart w:id="41" w:name="thm-completeness"/>
+    <w:p>
+      <w:pPr>
+        <w:pStyle w:val="FirstParagraph"/>
+      </w:pPr>
       <w:r>
         <w:rPr>
           <w:b/>
           <w:bCs/>
         </w:rPr>
-        <w:t xml:space="preserve">lower bound</w:t>
-      </w:r>
-      <w:r>
-        <w:t xml:space="preserve"> </w:t>
-      </w:r>
-      <w:r>
-        <w:t xml:space="preserve">for</w:t>
+        <w:t xml:space="preserve">Theorem 3 (Completeness of the real numbers)</w:t>
+      </w:r>
+      <w:r>
+        <w:t xml:space="preserve"> </w:t>
+      </w:r>
+      <w:r>
+        <w:t xml:space="preserve">Let</w:t>
       </w:r>
       <w:r>
         <w:t xml:space="preserve"> </w:t>
@@ -10680,197 +11557,25 @@
         <m:r>
           <m:t>A</m:t>
         </m:r>
-      </m:oMath>
-      <w:r>
-        <w:t xml:space="preserve"> </w:t>
-      </w:r>
-      <w:r>
-        <w:t xml:space="preserve">if</w:t>
-      </w:r>
-      <w:r>
-        <w:t xml:space="preserve"> </w:t>
-      </w:r>
-      <m:oMath>
-        <m:r>
-          <m:t>ℓ</m:t>
-        </m:r>
-        <m:r>
-          <m:rPr>
-            <m:sty m:val="p"/>
-          </m:rPr>
-          <m:t>≤</m:t>
-        </m:r>
-        <m:r>
-          <m:t>a</m:t>
-        </m:r>
-      </m:oMath>
-      <w:r>
-        <w:t xml:space="preserve"> </w:t>
-      </w:r>
-      <w:r>
-        <w:t xml:space="preserve">for all</w:t>
-      </w:r>
-      <w:r>
-        <w:t xml:space="preserve"> </w:t>
-      </w:r>
-      <m:oMath>
-        <m:r>
-          <m:t>a</m:t>
-        </m:r>
-        <m:r>
-          <m:rPr>
-            <m:sty m:val="p"/>
-          </m:rPr>
-          <m:t>∈</m:t>
-        </m:r>
-        <m:r>
-          <m:t>A</m:t>
-        </m:r>
-      </m:oMath>
-      <w:r>
-        <w:t xml:space="preserve">.</w:t>
-      </w:r>
-    </w:p>
-    <w:p>
-      <w:pPr>
-        <w:pStyle w:val="FirstParagraph"/>
-      </w:pPr>
-      <m:oMath>
-        <m:r>
-          <m:t>A</m:t>
-        </m:r>
-      </m:oMath>
-      <w:r>
-        <w:t xml:space="preserve"> </w:t>
-      </w:r>
-      <w:r>
-        <w:t xml:space="preserve">is</w:t>
-      </w:r>
-      <w:r>
-        <w:t xml:space="preserve"> </w:t>
-      </w:r>
-      <w:r>
-        <w:rPr>
-          <w:b/>
-          <w:bCs/>
-        </w:rPr>
-        <w:t xml:space="preserve">bounded above</w:t>
-      </w:r>
-      <w:r>
-        <w:t xml:space="preserve"> </w:t>
-      </w:r>
-      <w:r>
-        <w:t xml:space="preserve">if it has an upper bound,</w:t>
-      </w:r>
-      <w:r>
-        <w:t xml:space="preserve"> </w:t>
-      </w:r>
-      <w:r>
-        <w:rPr>
-          <w:b/>
-          <w:bCs/>
-        </w:rPr>
-        <w:t xml:space="preserve">bounded below</w:t>
-      </w:r>
-      <w:r>
-        <w:t xml:space="preserve"> </w:t>
-      </w:r>
-      <w:r>
-        <w:t xml:space="preserve">if it has a lower bound,</w:t>
-      </w:r>
-      <w:r>
-        <w:t xml:space="preserve"> </w:t>
-      </w:r>
-      <w:r>
-        <w:t xml:space="preserve">and</w:t>
-      </w:r>
-      <w:r>
-        <w:t xml:space="preserve"> </w:t>
-      </w:r>
-      <w:r>
-        <w:rPr>
-          <w:b/>
-          <w:bCs/>
-        </w:rPr>
-        <w:t xml:space="preserve">bounded</w:t>
-      </w:r>
-      <w:r>
-        <w:t xml:space="preserve"> </w:t>
-      </w:r>
-      <w:r>
-        <w:t xml:space="preserve">if it is both bounded above and bounded below.</w:t>
-      </w:r>
-      <w:r>
-        <w:t xml:space="preserve"> </w:t>
-      </w:r>
-      <w:r>
-        <w:t xml:space="preserve">A real-valued</w:t>
-      </w:r>
-      <w:r>
-        <w:t xml:space="preserve"> </w:t>
-      </w:r>
-      <w:hyperlink r:id="rId14">
-        <w:r>
-          <w:rPr>
-            <w:rStyle w:val="Hyperlink"/>
-          </w:rPr>
-          <w:t xml:space="preserve">function</w:t>
-        </w:r>
-      </w:hyperlink>
-      <w:r>
-        <w:t xml:space="preserve"> </w:t>
-      </w:r>
-      <w:r>
-        <w:t xml:space="preserve">is</w:t>
-      </w:r>
-      <w:r>
-        <w:t xml:space="preserve"> </w:t>
-      </w:r>
-      <w:r>
-        <w:t xml:space="preserve">bounded above, bounded below, or bounded</w:t>
-      </w:r>
-      <w:r>
-        <w:t xml:space="preserve"> </w:t>
-      </w:r>
-      <w:r>
-        <w:t xml:space="preserve">if its</w:t>
-      </w:r>
-      <w:r>
-        <w:t xml:space="preserve"> </w:t>
-      </w:r>
-      <w:hyperlink r:id="rId32">
-        <w:r>
-          <w:rPr>
-            <w:rStyle w:val="Hyperlink"/>
-          </w:rPr>
-          <w:t xml:space="preserve">image</w:t>
-        </w:r>
-      </w:hyperlink>
-      <w:r>
-        <w:t xml:space="preserve"> </w:t>
-      </w:r>
-      <w:r>
-        <w:t xml:space="preserve">is.</w:t>
-      </w:r>
-    </w:p>
-    <w:bookmarkEnd w:id="33"/>
-    <w:bookmarkStart w:id="34" w:name="exm-bounded"/>
-    <w:p>
-      <w:pPr>
-        <w:pStyle w:val="BodyText"/>
-      </w:pPr>
-      <w:r>
-        <w:rPr>
-          <w:b/>
-          <w:bCs/>
-        </w:rPr>
-        <w:t xml:space="preserve">Example 6 (Bounded and unbounded sets)</w:t>
-      </w:r>
-      <w:r>
-        <w:t xml:space="preserve"> </w:t>
-      </w:r>
-      <w:r>
-        <w:t xml:space="preserve"> </w:t>
+        <m:r>
+          <m:rPr>
+            <m:sty m:val="p"/>
+          </m:rPr>
+          <m:t>⊆</m:t>
+        </m:r>
+        <m:r>
+          <m:rPr>
+            <m:scr m:val="double-struck"/>
+            <m:sty m:val="p"/>
+          </m:rPr>
+          <m:t>R</m:t>
+        </m:r>
+      </m:oMath>
+      <w:r>
+        <w:t xml:space="preserve"> </w:t>
+      </w:r>
+      <w:r>
+        <w:t xml:space="preserve">be nonempty.</w:t>
       </w:r>
     </w:p>
     <w:p>
@@ -10882,7 +11587,7 @@
         </w:numPr>
       </w:pPr>
       <w:r>
-        <w:t xml:space="preserve">For</w:t>
+        <w:t xml:space="preserve">If</w:t>
       </w:r>
       <w:r>
         <w:t xml:space="preserve"> </w:t>
@@ -10891,121 +11596,32 @@
         <m:r>
           <m:t>A</m:t>
         </m:r>
-        <m:r>
-          <m:rPr>
-            <m:sty m:val="p"/>
-          </m:rPr>
-          <m:t>=</m:t>
-        </m:r>
-        <m:r>
-          <m:rPr>
-            <m:sty m:val="p"/>
-          </m:rPr>
-          <m:t>(</m:t>
-        </m:r>
-        <m:r>
-          <m:t>0</m:t>
-        </m:r>
-        <m:r>
-          <m:rPr>
-            <m:sty m:val="p"/>
-          </m:rPr>
-          <m:t>,</m:t>
-        </m:r>
-        <m:r>
-          <m:t>1</m:t>
-        </m:r>
-        <m:r>
-          <m:rPr>
-            <m:sty m:val="p"/>
-          </m:rPr>
-          <m:t>]</m:t>
-        </m:r>
-      </m:oMath>
+      </m:oMath>
+      <w:r>
+        <w:t xml:space="preserve"> </w:t>
+      </w:r>
+      <w:r>
+        <w:t xml:space="preserve">is</w:t>
+      </w:r>
+      <w:r>
+        <w:t xml:space="preserve"> </w:t>
+      </w:r>
+      <w:hyperlink w:anchor="def-bounded-above">
+        <w:r>
+          <w:rPr>
+            <w:rStyle w:val="Hyperlink"/>
+          </w:rPr>
+          <w:t xml:space="preserve">bounded above</w:t>
+        </w:r>
+      </w:hyperlink>
       <w:r>
         <w:t xml:space="preserve">,</w:t>
       </w:r>
       <w:r>
         <w:t xml:space="preserve"> </w:t>
       </w:r>
-      <m:oMath>
-        <m:r>
-          <m:t>1</m:t>
-        </m:r>
-      </m:oMath>
-      <w:r>
-        <w:t xml:space="preserve">,</w:t>
-      </w:r>
-      <w:r>
-        <w:t xml:space="preserve"> </w:t>
-      </w:r>
-      <m:oMath>
-        <m:r>
-          <m:t>2</m:t>
-        </m:r>
-      </m:oMath>
-      <w:r>
-        <w:t xml:space="preserve">, and</w:t>
-      </w:r>
-      <w:r>
-        <w:t xml:space="preserve"> </w:t>
-      </w:r>
-      <m:oMath>
-        <m:r>
-          <m:t>100</m:t>
-        </m:r>
-      </m:oMath>
-      <w:r>
-        <w:t xml:space="preserve"> </w:t>
-      </w:r>
-      <w:r>
-        <w:t xml:space="preserve">are upper bounds,</w:t>
-      </w:r>
-      <w:r>
-        <w:t xml:space="preserve"> </w:t>
-      </w:r>
-      <w:r>
-        <w:t xml:space="preserve">and</w:t>
-      </w:r>
-      <w:r>
-        <w:t xml:space="preserve"> </w:t>
-      </w:r>
-      <m:oMath>
-        <m:r>
-          <m:t>0</m:t>
-        </m:r>
-      </m:oMath>
-      <w:r>
-        <w:t xml:space="preserve"> </w:t>
-      </w:r>
-      <w:r>
-        <w:t xml:space="preserve">and</w:t>
-      </w:r>
-      <w:r>
-        <w:t xml:space="preserve"> </w:t>
-      </w:r>
-      <m:oMath>
-        <m:r>
-          <m:rPr>
-            <m:sty m:val="p"/>
-          </m:rPr>
-          <m:t>−</m:t>
-        </m:r>
-        <m:r>
-          <m:t>5</m:t>
-        </m:r>
-      </m:oMath>
-      <w:r>
-        <w:t xml:space="preserve"> </w:t>
-      </w:r>
-      <w:r>
-        <w:t xml:space="preserve">are lower bounds,</w:t>
-      </w:r>
-      <w:r>
-        <w:t xml:space="preserve"> </w:t>
-      </w:r>
-      <w:r>
-        <w:t xml:space="preserve">so</w:t>
+      <w:r>
+        <w:t xml:space="preserve">the set of upper bounds of</w:t>
       </w:r>
       <w:r>
         <w:t xml:space="preserve"> </w:t>
@@ -11019,62 +11635,19 @@
         <w:t xml:space="preserve"> </w:t>
       </w:r>
       <w:r>
-        <w:t xml:space="preserve">is bounded.</w:t>
-      </w:r>
-      <w:r>
-        <w:t xml:space="preserve"> </w:t>
-      </w:r>
-      <m:oMath>
-        <m:r>
-          <m:t>0.5</m:t>
-        </m:r>
-      </m:oMath>
-      <w:r>
-        <w:t xml:space="preserve"> </w:t>
-      </w:r>
-      <w:r>
-        <w:t xml:space="preserve">is not an upper bound, because</w:t>
-      </w:r>
-      <w:r>
-        <w:t xml:space="preserve"> </w:t>
-      </w:r>
-      <m:oMath>
-        <m:r>
-          <m:t>0.6</m:t>
-        </m:r>
-        <m:r>
-          <m:rPr>
-            <m:sty m:val="p"/>
-          </m:rPr>
-          <m:t>∈</m:t>
-        </m:r>
-        <m:r>
-          <m:t>A</m:t>
-        </m:r>
-      </m:oMath>
-      <w:r>
-        <w:t xml:space="preserve"> </w:t>
-      </w:r>
-      <w:r>
-        <w:t xml:space="preserve">and</w:t>
-      </w:r>
-      <w:r>
-        <w:t xml:space="preserve"> </w:t>
-      </w:r>
-      <m:oMath>
-        <m:r>
-          <m:t>0.6</m:t>
-        </m:r>
-        <m:r>
-          <m:rPr>
-            <m:sty m:val="p"/>
-          </m:rPr>
-          <m:t>&gt;</m:t>
-        </m:r>
-        <m:r>
-          <m:t>0.5</m:t>
-        </m:r>
-      </m:oMath>
+        <w:t xml:space="preserve">has a</w:t>
+      </w:r>
+      <w:r>
+        <w:t xml:space="preserve"> </w:t>
+      </w:r>
+      <w:hyperlink r:id="rId39">
+        <w:r>
+          <w:rPr>
+            <w:rStyle w:val="Hyperlink"/>
+          </w:rPr>
+          <w:t xml:space="preserve">minimum</w:t>
+        </w:r>
+      </w:hyperlink>
       <w:r>
         <w:t xml:space="preserve">.</w:t>
       </w:r>
@@ -11088,7 +11661,74 @@
         </w:numPr>
       </w:pPr>
       <w:r>
-        <w:t xml:space="preserve">The natural numbers</w:t>
+        <w:t xml:space="preserve">If</w:t>
+      </w:r>
+      <w:r>
+        <w:t xml:space="preserve"> </w:t>
+      </w:r>
+      <m:oMath>
+        <m:r>
+          <m:t>A</m:t>
+        </m:r>
+      </m:oMath>
+      <w:r>
+        <w:t xml:space="preserve"> </w:t>
+      </w:r>
+      <w:r>
+        <w:t xml:space="preserve">is bounded below,</w:t>
+      </w:r>
+      <w:r>
+        <w:t xml:space="preserve"> </w:t>
+      </w:r>
+      <w:r>
+        <w:t xml:space="preserve">the set of lower bounds of</w:t>
+      </w:r>
+      <w:r>
+        <w:t xml:space="preserve"> </w:t>
+      </w:r>
+      <m:oMath>
+        <m:r>
+          <m:t>A</m:t>
+        </m:r>
+      </m:oMath>
+      <w:r>
+        <w:t xml:space="preserve"> </w:t>
+      </w:r>
+      <w:r>
+        <w:t xml:space="preserve">has a</w:t>
+      </w:r>
+      <w:r>
+        <w:t xml:space="preserve"> </w:t>
+      </w:r>
+      <w:hyperlink r:id="rId40">
+        <w:r>
+          <w:rPr>
+            <w:rStyle w:val="Hyperlink"/>
+          </w:rPr>
+          <w:t xml:space="preserve">maximum</w:t>
+        </w:r>
+      </w:hyperlink>
+      <w:r>
+        <w:t xml:space="preserve">.</w:t>
+      </w:r>
+    </w:p>
+    <w:bookmarkEnd w:id="41"/>
+    <w:p>
+      <w:pPr>
+        <w:pStyle w:val="FirstParagraph"/>
+      </w:pPr>
+      <w:r>
+        <w:rPr>
+          <w:i/>
+          <w:iCs/>
+        </w:rPr>
+        <w:t xml:space="preserve">Proof</w:t>
+      </w:r>
+      <w:r>
+        <w:t xml:space="preserve">. </w:t>
+      </w:r>
+      <w:r>
+        <w:t xml:space="preserve">The first statement is the least-upper-bound property of</w:t>
       </w:r>
       <w:r>
         <w:t xml:space="preserve"> </w:t>
@@ -11099,7 +11739,36 @@
             <m:scr m:val="double-struck"/>
             <m:sty m:val="p"/>
           </m:rPr>
-          <m:t>N</m:t>
+          <m:t>R</m:t>
+        </m:r>
+      </m:oMath>
+      <w:r>
+        <w:t xml:space="preserve"> </w:t>
+      </w:r>
+      <w:r>
+        <w:t xml:space="preserve">(Rudin 1976, Definition 1.8, p. 4, and Theorem 1.19, p. 8)</w:t>
+      </w:r>
+      <w:r>
+        <w:t xml:space="preserve">.</w:t>
+      </w:r>
+      <w:r>
+        <w:t xml:space="preserve"> </w:t>
+      </w:r>
+      <w:r>
+        <w:t xml:space="preserve">For the second, let</w:t>
+      </w:r>
+      <w:r>
+        <w:t xml:space="preserve"> </w:t>
+      </w:r>
+      <m:oMath>
+        <m:r>
+          <m:rPr>
+            <m:sty m:val="p"/>
+          </m:rPr>
+          <m:t>−</m:t>
+        </m:r>
+        <m:r>
+          <m:t>A</m:t>
         </m:r>
         <m:r>
           <m:rPr>
@@ -11119,376 +11788,6 @@
           </m:dPr>
           <m:e>
             <m:r>
-              <m:t>1</m:t>
-            </m:r>
-            <m:r>
-              <m:rPr>
-                <m:sty m:val="p"/>
-              </m:rPr>
-              <m:t>,</m:t>
-            </m:r>
-            <m:r>
-              <m:t>2</m:t>
-            </m:r>
-            <m:r>
-              <m:rPr>
-                <m:sty m:val="p"/>
-              </m:rPr>
-              <m:t>,</m:t>
-            </m:r>
-            <m:r>
-              <m:t>3</m:t>
-            </m:r>
-            <m:r>
-              <m:rPr>
-                <m:sty m:val="p"/>
-              </m:rPr>
-              <m:t>,</m:t>
-            </m:r>
-            <m:r>
-              <m:rPr>
-                <m:sty m:val="p"/>
-              </m:rPr>
-              <m:t>…</m:t>
-            </m:r>
-          </m:e>
-        </m:d>
-        <m:r>
-          <m:t>​</m:t>
-        </m:r>
-      </m:oMath>
-      <w:r>
-        <w:t xml:space="preserve"> </w:t>
-      </w:r>
-      <w:r>
-        <w:t xml:space="preserve">are bounded below, by</w:t>
-      </w:r>
-      <w:r>
-        <w:t xml:space="preserve"> </w:t>
-      </w:r>
-      <m:oMath>
-        <m:r>
-          <m:t>1</m:t>
-        </m:r>
-      </m:oMath>
-      <w:r>
-        <w:t xml:space="preserve">,</w:t>
-      </w:r>
-      <w:r>
-        <w:t xml:space="preserve"> </w:t>
-      </w:r>
-      <w:r>
-        <w:t xml:space="preserve">but not bounded above:</w:t>
-      </w:r>
-      <w:r>
-        <w:t xml:space="preserve"> </w:t>
-      </w:r>
-      <w:r>
-        <w:t xml:space="preserve">for any real number</w:t>
-      </w:r>
-      <w:r>
-        <w:t xml:space="preserve"> </w:t>
-      </w:r>
-      <m:oMath>
-        <m:r>
-          <m:t>u</m:t>
-        </m:r>
-      </m:oMath>
-      <w:r>
-        <w:t xml:space="preserve">, some natural number</w:t>
-      </w:r>
-      <w:r>
-        <w:t xml:space="preserve"> </w:t>
-      </w:r>
-      <m:oMath>
-        <m:r>
-          <m:t>n</m:t>
-        </m:r>
-      </m:oMath>
-      <w:r>
-        <w:t xml:space="preserve"> </w:t>
-      </w:r>
-      <w:r>
-        <w:t xml:space="preserve">satisfies</w:t>
-      </w:r>
-      <w:r>
-        <w:t xml:space="preserve"> </w:t>
-      </w:r>
-      <m:oMath>
-        <m:r>
-          <m:t>n</m:t>
-        </m:r>
-        <m:r>
-          <m:rPr>
-            <m:sty m:val="p"/>
-          </m:rPr>
-          <m:t>&gt;</m:t>
-        </m:r>
-        <m:r>
-          <m:t>u</m:t>
-        </m:r>
-      </m:oMath>
-      <w:r>
-        <w:t xml:space="preserve">.</w:t>
-      </w:r>
-    </w:p>
-    <w:bookmarkEnd w:id="34"/>
-    <w:bookmarkStart w:id="37" w:name="thm-completeness"/>
-    <w:p>
-      <w:pPr>
-        <w:pStyle w:val="FirstParagraph"/>
-      </w:pPr>
-      <w:r>
-        <w:rPr>
-          <w:b/>
-          <w:bCs/>
-        </w:rPr>
-        <w:t xml:space="preserve">Theorem 3 (Completeness of the real numbers)</w:t>
-      </w:r>
-      <w:r>
-        <w:t xml:space="preserve"> </w:t>
-      </w:r>
-      <w:r>
-        <w:t xml:space="preserve">Let</w:t>
-      </w:r>
-      <w:r>
-        <w:t xml:space="preserve"> </w:t>
-      </w:r>
-      <m:oMath>
-        <m:r>
-          <m:t>A</m:t>
-        </m:r>
-        <m:r>
-          <m:rPr>
-            <m:sty m:val="p"/>
-          </m:rPr>
-          <m:t>⊆</m:t>
-        </m:r>
-        <m:r>
-          <m:rPr>
-            <m:scr m:val="double-struck"/>
-            <m:sty m:val="p"/>
-          </m:rPr>
-          <m:t>R</m:t>
-        </m:r>
-      </m:oMath>
-      <w:r>
-        <w:t xml:space="preserve"> </w:t>
-      </w:r>
-      <w:r>
-        <w:t xml:space="preserve">be nonempty.</w:t>
-      </w:r>
-    </w:p>
-    <w:p>
-      <w:pPr>
-        <w:pStyle w:val="Compact"/>
-        <w:numPr>
-          <w:ilvl w:val="0"/>
-          <w:numId w:val="1005"/>
-        </w:numPr>
-      </w:pPr>
-      <w:r>
-        <w:t xml:space="preserve">If</w:t>
-      </w:r>
-      <w:r>
-        <w:t xml:space="preserve"> </w:t>
-      </w:r>
-      <m:oMath>
-        <m:r>
-          <m:t>A</m:t>
-        </m:r>
-      </m:oMath>
-      <w:r>
-        <w:t xml:space="preserve"> </w:t>
-      </w:r>
-      <w:r>
-        <w:t xml:space="preserve">is</w:t>
-      </w:r>
-      <w:r>
-        <w:t xml:space="preserve"> </w:t>
-      </w:r>
-      <w:hyperlink w:anchor="def-bounded">
-        <w:r>
-          <w:rPr>
-            <w:rStyle w:val="Hyperlink"/>
-          </w:rPr>
-          <w:t xml:space="preserve">bounded above</w:t>
-        </w:r>
-      </w:hyperlink>
-      <w:r>
-        <w:t xml:space="preserve">,</w:t>
-      </w:r>
-      <w:r>
-        <w:t xml:space="preserve"> </w:t>
-      </w:r>
-      <w:r>
-        <w:t xml:space="preserve">the set of upper bounds of</w:t>
-      </w:r>
-      <w:r>
-        <w:t xml:space="preserve"> </w:t>
-      </w:r>
-      <m:oMath>
-        <m:r>
-          <m:t>A</m:t>
-        </m:r>
-      </m:oMath>
-      <w:r>
-        <w:t xml:space="preserve"> </w:t>
-      </w:r>
-      <w:r>
-        <w:t xml:space="preserve">has a</w:t>
-      </w:r>
-      <w:r>
-        <w:t xml:space="preserve"> </w:t>
-      </w:r>
-      <w:hyperlink r:id="rId35">
-        <w:r>
-          <w:rPr>
-            <w:rStyle w:val="Hyperlink"/>
-          </w:rPr>
-          <w:t xml:space="preserve">minimum</w:t>
-        </w:r>
-      </w:hyperlink>
-      <w:r>
-        <w:t xml:space="preserve">.</w:t>
-      </w:r>
-    </w:p>
-    <w:p>
-      <w:pPr>
-        <w:pStyle w:val="Compact"/>
-        <w:numPr>
-          <w:ilvl w:val="0"/>
-          <w:numId w:val="1005"/>
-        </w:numPr>
-      </w:pPr>
-      <w:r>
-        <w:t xml:space="preserve">If</w:t>
-      </w:r>
-      <w:r>
-        <w:t xml:space="preserve"> </w:t>
-      </w:r>
-      <m:oMath>
-        <m:r>
-          <m:t>A</m:t>
-        </m:r>
-      </m:oMath>
-      <w:r>
-        <w:t xml:space="preserve"> </w:t>
-      </w:r>
-      <w:r>
-        <w:t xml:space="preserve">is bounded below,</w:t>
-      </w:r>
-      <w:r>
-        <w:t xml:space="preserve"> </w:t>
-      </w:r>
-      <w:r>
-        <w:t xml:space="preserve">the set of lower bounds of</w:t>
-      </w:r>
-      <w:r>
-        <w:t xml:space="preserve"> </w:t>
-      </w:r>
-      <m:oMath>
-        <m:r>
-          <m:t>A</m:t>
-        </m:r>
-      </m:oMath>
-      <w:r>
-        <w:t xml:space="preserve"> </w:t>
-      </w:r>
-      <w:r>
-        <w:t xml:space="preserve">has a</w:t>
-      </w:r>
-      <w:r>
-        <w:t xml:space="preserve"> </w:t>
-      </w:r>
-      <w:hyperlink r:id="rId36">
-        <w:r>
-          <w:rPr>
-            <w:rStyle w:val="Hyperlink"/>
-          </w:rPr>
-          <w:t xml:space="preserve">maximum</w:t>
-        </w:r>
-      </w:hyperlink>
-      <w:r>
-        <w:t xml:space="preserve">.</w:t>
-      </w:r>
-    </w:p>
-    <w:bookmarkEnd w:id="37"/>
-    <w:p>
-      <w:pPr>
-        <w:pStyle w:val="FirstParagraph"/>
-      </w:pPr>
-      <w:r>
-        <w:rPr>
-          <w:i/>
-          <w:iCs/>
-        </w:rPr>
-        <w:t xml:space="preserve">Proof</w:t>
-      </w:r>
-      <w:r>
-        <w:t xml:space="preserve">. </w:t>
-      </w:r>
-      <w:r>
-        <w:t xml:space="preserve">The first statement is the least-upper-bound property of</w:t>
-      </w:r>
-      <w:r>
-        <w:t xml:space="preserve"> </w:t>
-      </w:r>
-      <m:oMath>
-        <m:r>
-          <m:rPr>
-            <m:scr m:val="double-struck"/>
-            <m:sty m:val="p"/>
-          </m:rPr>
-          <m:t>R</m:t>
-        </m:r>
-      </m:oMath>
-      <w:r>
-        <w:t xml:space="preserve"> </w:t>
-      </w:r>
-      <w:r>
-        <w:t xml:space="preserve">(Rudin 1976, Definition 1.8, p. 4, and Theorem 1.19, p. 8)</w:t>
-      </w:r>
-      <w:r>
-        <w:t xml:space="preserve">.</w:t>
-      </w:r>
-      <w:r>
-        <w:t xml:space="preserve"> </w:t>
-      </w:r>
-      <w:r>
-        <w:t xml:space="preserve">For the second, let</w:t>
-      </w:r>
-      <w:r>
-        <w:t xml:space="preserve"> </w:t>
-      </w:r>
-      <m:oMath>
-        <m:r>
-          <m:rPr>
-            <m:sty m:val="p"/>
-          </m:rPr>
-          <m:t>−</m:t>
-        </m:r>
-        <m:r>
-          <m:t>A</m:t>
-        </m:r>
-        <m:r>
-          <m:rPr>
-            <m:sty m:val="p"/>
-          </m:rPr>
-          <m:t>=</m:t>
-        </m:r>
-        <m:r>
-          <m:t>​</m:t>
-        </m:r>
-        <m:d>
-          <m:dPr>
-            <m:begChr m:val="{"/>
-            <m:sepChr m:val=""/>
-            <m:endChr m:val="}"/>
-            <m:grow/>
-          </m:dPr>
-          <m:e>
-            <m:r>
               <m:rPr>
                 <m:sty m:val="p"/>
               </m:rPr>
@@ -11530,7 +11829,7 @@
       <w:r>
         <w:t xml:space="preserve">Negating both sides of an inequality reverses it (</w:t>
       </w:r>
-      <w:hyperlink r:id="rId38">
+      <w:hyperlink r:id="rId42">
         <w:r>
           <w:rPr>
             <w:rStyle w:val="Hyperlink"/>
@@ -11693,7 +11992,7 @@
         <w:t xml:space="preserve">.</w:t>
       </w:r>
     </w:p>
-    <w:bookmarkStart w:id="39" w:name="exm-completeness"/>
+    <w:bookmarkStart w:id="43" w:name="exm-completeness"/>
     <w:p>
       <w:pPr>
         <w:pStyle w:val="BodyText"/>
@@ -11867,8 +12166,8 @@
         <w:t xml:space="preserve">.</w:t>
       </w:r>
     </w:p>
-    <w:bookmarkEnd w:id="39"/>
-    <w:bookmarkStart w:id="40" w:name="def-infimum"/>
+    <w:bookmarkEnd w:id="43"/>
+    <w:bookmarkStart w:id="44" w:name="def-infimum"/>
     <w:p>
       <w:pPr>
         <w:pStyle w:val="BodyText"/>
@@ -11878,7 +12177,7 @@
           <w:b/>
           <w:bCs/>
         </w:rPr>
-        <w:t xml:space="preserve">Definition 5 (Infimum (greatest lower bound))</w:t>
+        <w:t xml:space="preserve">Definition 9 (Infimum (greatest lower bound))</w:t>
       </w:r>
       <w:r>
         <w:t xml:space="preserve"> </w:t>
@@ -11919,12 +12218,12 @@
       <w:r>
         <w:t xml:space="preserve">and bounded below (</w:t>
       </w:r>
-      <w:hyperlink w:anchor="def-bounded">
+      <w:hyperlink w:anchor="def-bounded-below">
         <w:r>
           <w:rPr>
             <w:rStyle w:val="Hyperlink"/>
           </w:rPr>
-          <w:t xml:space="preserve">Definition 4</w:t>
+          <w:t xml:space="preserve">Definition 7</w:t>
         </w:r>
       </w:hyperlink>
       <w:r>
@@ -12239,8 +12538,8 @@
         <w:t xml:space="preserve">by convention.</w:t>
       </w:r>
     </w:p>
-    <w:bookmarkEnd w:id="40"/>
-    <w:bookmarkStart w:id="41" w:name="rem-infimum-exists"/>
+    <w:bookmarkEnd w:id="44"/>
+    <w:bookmarkStart w:id="45" w:name="rem-infimum-exists"/>
     <w:p>
       <w:pPr>
         <w:pStyle w:val="BodyText"/>
@@ -12266,7 +12565,7 @@
           <w:rPr>
             <w:rStyle w:val="Hyperlink"/>
           </w:rPr>
-          <w:t xml:space="preserve">Definition 5</w:t>
+          <w:t xml:space="preserve">Definition 9</w:t>
         </w:r>
       </w:hyperlink>
       <w:r>
@@ -12731,8 +13030,8 @@
         <w:t xml:space="preserve">has no minimum.</w:t>
       </w:r>
     </w:p>
-    <w:bookmarkEnd w:id="41"/>
-    <w:bookmarkStart w:id="42" w:name="exm-infimum"/>
+    <w:bookmarkEnd w:id="45"/>
+    <w:bookmarkStart w:id="46" w:name="exm-infimum"/>
     <w:p>
       <w:pPr>
         <w:pStyle w:val="BodyText"/>
@@ -12755,7 +13054,7 @@
       <w:pPr>
         <w:numPr>
           <w:ilvl w:val="0"/>
-          <w:numId w:val="1006"/>
+          <w:numId w:val="1005"/>
         </w:numPr>
       </w:pPr>
       <m:oMath>
@@ -13129,7 +13428,7 @@
       <w:pPr>
         <w:numPr>
           <w:ilvl w:val="0"/>
-          <w:numId w:val="1006"/>
+          <w:numId w:val="1005"/>
         </w:numPr>
       </w:pPr>
       <m:oMath>
@@ -13219,7 +13518,7 @@
       <w:pPr>
         <w:numPr>
           <w:ilvl w:val="0"/>
-          <w:numId w:val="1006"/>
+          <w:numId w:val="1005"/>
         </w:numPr>
       </w:pPr>
       <m:oMath>
@@ -13321,8 +13620,8 @@
         <w:t xml:space="preserve">because no real number is less than or equal to every element of that set.</w:t>
       </w:r>
     </w:p>
-    <w:bookmarkEnd w:id="42"/>
-    <w:bookmarkStart w:id="43" w:name="def-supremum"/>
+    <w:bookmarkEnd w:id="46"/>
+    <w:bookmarkStart w:id="47" w:name="def-supremum"/>
     <w:p>
       <w:pPr>
         <w:pStyle w:val="FirstParagraph"/>
@@ -13332,7 +13631,7 @@
           <w:b/>
           <w:bCs/>
         </w:rPr>
-        <w:t xml:space="preserve">Definition 6 (Supremum (least upper bound))</w:t>
+        <w:t xml:space="preserve">Definition 10 (Supremum (least upper bound))</w:t>
       </w:r>
       <w:r>
         <w:t xml:space="preserve"> </w:t>
@@ -13373,12 +13672,12 @@
       <w:r>
         <w:t xml:space="preserve">and bounded above (</w:t>
       </w:r>
-      <w:hyperlink w:anchor="def-bounded">
+      <w:hyperlink w:anchor="def-bounded-above">
         <w:r>
           <w:rPr>
             <w:rStyle w:val="Hyperlink"/>
           </w:rPr>
-          <w:t xml:space="preserve">Definition 4</w:t>
+          <w:t xml:space="preserve">Definition 6</w:t>
         </w:r>
       </w:hyperlink>
       <w:r>
@@ -13693,8 +13992,8 @@
         <w:t xml:space="preserve">by convention.</w:t>
       </w:r>
     </w:p>
-    <w:bookmarkEnd w:id="43"/>
-    <w:bookmarkStart w:id="44" w:name="rem-supremum-exists"/>
+    <w:bookmarkEnd w:id="47"/>
+    <w:bookmarkStart w:id="48" w:name="rem-supremum-exists"/>
     <w:p>
       <w:pPr>
         <w:pStyle w:val="BodyText"/>
@@ -13720,7 +14019,7 @@
           <w:rPr>
             <w:rStyle w:val="Hyperlink"/>
           </w:rPr>
-          <w:t xml:space="preserve">Definition 6</w:t>
+          <w:t xml:space="preserve">Definition 10</w:t>
         </w:r>
       </w:hyperlink>
       <w:r>
@@ -14185,8 +14484,8 @@
         <w:t xml:space="preserve">has no maximum.</w:t>
       </w:r>
     </w:p>
-    <w:bookmarkEnd w:id="44"/>
-    <w:bookmarkStart w:id="45" w:name="exm-supremum"/>
+    <w:bookmarkEnd w:id="48"/>
+    <w:bookmarkStart w:id="49" w:name="exm-supremum"/>
     <w:p>
       <w:pPr>
         <w:pStyle w:val="BodyText"/>
@@ -14197,6 +14496,479 @@
           <w:bCs/>
         </w:rPr>
         <w:t xml:space="preserve">Example 9 (Numerical examples of supremum)</w:t>
+      </w:r>
+      <w:r>
+        <w:t xml:space="preserve"> </w:t>
+      </w:r>
+      <w:r>
+        <w:t xml:space="preserve"> </w:t>
+      </w:r>
+    </w:p>
+    <w:p>
+      <w:pPr>
+        <w:pStyle w:val="Compact"/>
+        <w:numPr>
+          <w:ilvl w:val="0"/>
+          <w:numId w:val="1006"/>
+        </w:numPr>
+      </w:pPr>
+      <m:oMath>
+        <m:r>
+          <m:rPr>
+            <m:sty m:val="p"/>
+          </m:rPr>
+          <m:t>sup</m:t>
+        </m:r>
+        <m:r>
+          <m:rPr>
+            <m:sty m:val="p"/>
+          </m:rPr>
+          <m:t>{</m:t>
+        </m:r>
+        <m:r>
+          <m:t>1</m:t>
+        </m:r>
+        <m:r>
+          <m:rPr>
+            <m:sty m:val="p"/>
+          </m:rPr>
+          <m:t>,</m:t>
+        </m:r>
+        <m:r>
+          <m:t>2</m:t>
+        </m:r>
+        <m:r>
+          <m:rPr>
+            <m:sty m:val="p"/>
+          </m:rPr>
+          <m:t>,</m:t>
+        </m:r>
+        <m:r>
+          <m:t>3</m:t>
+        </m:r>
+        <m:r>
+          <m:rPr>
+            <m:sty m:val="p"/>
+          </m:rPr>
+          <m:t>}</m:t>
+        </m:r>
+        <m:r>
+          <m:rPr>
+            <m:sty m:val="p"/>
+          </m:rPr>
+          <m:t>=</m:t>
+        </m:r>
+        <m:r>
+          <m:t>3</m:t>
+        </m:r>
+      </m:oMath>
+      <w:r>
+        <w:t xml:space="preserve">, since</w:t>
+      </w:r>
+      <w:r>
+        <w:t xml:space="preserve"> </w:t>
+      </w:r>
+      <m:oMath>
+        <m:r>
+          <m:t>3</m:t>
+        </m:r>
+      </m:oMath>
+      <w:r>
+        <w:t xml:space="preserve"> </w:t>
+      </w:r>
+      <w:r>
+        <w:t xml:space="preserve">is the largest element.</w:t>
+      </w:r>
+    </w:p>
+    <w:p>
+      <w:pPr>
+        <w:pStyle w:val="Compact"/>
+        <w:numPr>
+          <w:ilvl w:val="0"/>
+          <w:numId w:val="1006"/>
+        </w:numPr>
+      </w:pPr>
+      <m:oMath>
+        <m:r>
+          <m:rPr>
+            <m:sty m:val="p"/>
+          </m:rPr>
+          <m:t>sup</m:t>
+        </m:r>
+        <m:r>
+          <m:rPr>
+            <m:sty m:val="p"/>
+          </m:rPr>
+          <m:t>{</m:t>
+        </m:r>
+        <m:r>
+          <m:t>t</m:t>
+        </m:r>
+        <m:r>
+          <m:rPr>
+            <m:sty m:val="p"/>
+          </m:rPr>
+          <m:t>≥</m:t>
+        </m:r>
+        <m:r>
+          <m:t>0</m:t>
+        </m:r>
+        <m:r>
+          <m:rPr>
+            <m:sty m:val="p"/>
+          </m:rPr>
+          <m:t>:</m:t>
+        </m:r>
+        <m:r>
+          <m:t>t</m:t>
+        </m:r>
+        <m:r>
+          <m:rPr>
+            <m:sty m:val="p"/>
+          </m:rPr>
+          <m:t>&lt;</m:t>
+        </m:r>
+        <m:r>
+          <m:t>0.5</m:t>
+        </m:r>
+        <m:r>
+          <m:rPr>
+            <m:sty m:val="p"/>
+          </m:rPr>
+          <m:t>}</m:t>
+        </m:r>
+        <m:r>
+          <m:rPr>
+            <m:sty m:val="p"/>
+          </m:rPr>
+          <m:t>=</m:t>
+        </m:r>
+        <m:r>
+          <m:t>0.5</m:t>
+        </m:r>
+      </m:oMath>
+      <w:r>
+        <w:t xml:space="preserve">,</w:t>
+      </w:r>
+      <w:r>
+        <w:t xml:space="preserve"> </w:t>
+      </w:r>
+      <w:r>
+        <w:t xml:space="preserve">even though</w:t>
+      </w:r>
+      <w:r>
+        <w:t xml:space="preserve"> </w:t>
+      </w:r>
+      <m:oMath>
+        <m:r>
+          <m:t>0.5</m:t>
+        </m:r>
+      </m:oMath>
+      <w:r>
+        <w:t xml:space="preserve"> </w:t>
+      </w:r>
+      <w:r>
+        <w:t xml:space="preserve">itself is not in the set.</w:t>
+      </w:r>
+    </w:p>
+    <w:p>
+      <w:pPr>
+        <w:pStyle w:val="Compact"/>
+        <w:numPr>
+          <w:ilvl w:val="0"/>
+          <w:numId w:val="1006"/>
+        </w:numPr>
+      </w:pPr>
+      <m:oMath>
+        <m:r>
+          <m:rPr>
+            <m:sty m:val="p"/>
+          </m:rPr>
+          <m:t>sup</m:t>
+        </m:r>
+        <m:r>
+          <m:rPr>
+            <m:sty m:val="p"/>
+          </m:rPr>
+          <m:t>{</m:t>
+        </m:r>
+        <m:r>
+          <m:t>1</m:t>
+        </m:r>
+        <m:r>
+          <m:rPr>
+            <m:sty m:val="p"/>
+          </m:rPr>
+          <m:t>,</m:t>
+        </m:r>
+        <m:r>
+          <m:t>2</m:t>
+        </m:r>
+        <m:r>
+          <m:rPr>
+            <m:sty m:val="p"/>
+          </m:rPr>
+          <m:t>,</m:t>
+        </m:r>
+        <m:r>
+          <m:t>3</m:t>
+        </m:r>
+        <m:r>
+          <m:rPr>
+            <m:sty m:val="p"/>
+          </m:rPr>
+          <m:t>,</m:t>
+        </m:r>
+        <m:r>
+          <m:rPr>
+            <m:sty m:val="p"/>
+          </m:rPr>
+          <m:t>…</m:t>
+        </m:r>
+        <m:r>
+          <m:rPr>
+            <m:sty m:val="p"/>
+          </m:rPr>
+          <m:t>}</m:t>
+        </m:r>
+        <m:r>
+          <m:rPr>
+            <m:sty m:val="p"/>
+          </m:rPr>
+          <m:t>=</m:t>
+        </m:r>
+        <m:r>
+          <m:rPr>
+            <m:sty m:val="p"/>
+          </m:rPr>
+          <m:t>+</m:t>
+        </m:r>
+        <m:r>
+          <m:rPr>
+            <m:sty m:val="p"/>
+          </m:rPr>
+          <m:t>∞</m:t>
+        </m:r>
+      </m:oMath>
+      <w:r>
+        <w:t xml:space="preserve">,</w:t>
+      </w:r>
+      <w:r>
+        <w:t xml:space="preserve"> </w:t>
+      </w:r>
+      <w:r>
+        <w:t xml:space="preserve">because no real number is greater than or equal to every element of that set.</w:t>
+      </w:r>
+    </w:p>
+    <w:bookmarkEnd w:id="49"/>
+    <w:bookmarkEnd w:id="50"/>
+    <w:bookmarkStart w:id="63" w:name="sums"/>
+    <w:p>
+      <w:pPr>
+        <w:pStyle w:val="Heading2"/>
+      </w:pPr>
+      <w:r>
+        <w:t xml:space="preserve">3 Sums</w:t>
+      </w:r>
+    </w:p>
+    <w:bookmarkStart w:id="51" w:name="def-term"/>
+    <w:p>
+      <w:pPr>
+        <w:pStyle w:val="FirstParagraph"/>
+      </w:pPr>
+      <w:r>
+        <w:rPr>
+          <w:b/>
+          <w:bCs/>
+        </w:rPr>
+        <w:t xml:space="preserve">Definition 11 (Term of a sum)</w:t>
+      </w:r>
+      <w:r>
+        <w:t xml:space="preserve"> </w:t>
+      </w:r>
+      <w:r>
+        <w:t xml:space="preserve">In a sum</w:t>
+      </w:r>
+      <w:r>
+        <w:t xml:space="preserve"> </w:t>
+      </w:r>
+      <m:oMath>
+        <m:sSub>
+          <m:e>
+            <m:r>
+              <m:t>a</m:t>
+            </m:r>
+          </m:e>
+          <m:sub>
+            <m:r>
+              <m:t>1</m:t>
+            </m:r>
+          </m:sub>
+        </m:sSub>
+        <m:r>
+          <m:rPr>
+            <m:sty m:val="p"/>
+          </m:rPr>
+          <m:t>+</m:t>
+        </m:r>
+        <m:sSub>
+          <m:e>
+            <m:r>
+              <m:t>a</m:t>
+            </m:r>
+          </m:e>
+          <m:sub>
+            <m:r>
+              <m:t>2</m:t>
+            </m:r>
+          </m:sub>
+        </m:sSub>
+        <m:r>
+          <m:rPr>
+            <m:sty m:val="p"/>
+          </m:rPr>
+          <m:t>+</m:t>
+        </m:r>
+        <m:r>
+          <m:rPr>
+            <m:sty m:val="p"/>
+          </m:rPr>
+          <m:t>⋯</m:t>
+        </m:r>
+        <m:r>
+          <m:rPr>
+            <m:sty m:val="p"/>
+          </m:rPr>
+          <m:t>+</m:t>
+        </m:r>
+        <m:sSub>
+          <m:e>
+            <m:r>
+              <m:t>a</m:t>
+            </m:r>
+          </m:e>
+          <m:sub>
+            <m:r>
+              <m:t>n</m:t>
+            </m:r>
+          </m:sub>
+        </m:sSub>
+      </m:oMath>
+      <w:r>
+        <w:t xml:space="preserve">,</w:t>
+      </w:r>
+      <w:r>
+        <w:t xml:space="preserve"> </w:t>
+      </w:r>
+      <w:r>
+        <w:t xml:space="preserve">each of the numbers or expressions</w:t>
+      </w:r>
+      <w:r>
+        <w:t xml:space="preserve"> </w:t>
+      </w:r>
+      <m:oMath>
+        <m:sSub>
+          <m:e>
+            <m:r>
+              <m:t>a</m:t>
+            </m:r>
+          </m:e>
+          <m:sub>
+            <m:r>
+              <m:t>1</m:t>
+            </m:r>
+          </m:sub>
+        </m:sSub>
+        <m:r>
+          <m:rPr>
+            <m:sty m:val="p"/>
+          </m:rPr>
+          <m:t>,</m:t>
+        </m:r>
+        <m:sSub>
+          <m:e>
+            <m:r>
+              <m:t>a</m:t>
+            </m:r>
+          </m:e>
+          <m:sub>
+            <m:r>
+              <m:t>2</m:t>
+            </m:r>
+          </m:sub>
+        </m:sSub>
+        <m:r>
+          <m:rPr>
+            <m:sty m:val="p"/>
+          </m:rPr>
+          <m:t>,</m:t>
+        </m:r>
+        <m:r>
+          <m:rPr>
+            <m:sty m:val="p"/>
+          </m:rPr>
+          <m:t>…</m:t>
+        </m:r>
+        <m:r>
+          <m:rPr>
+            <m:sty m:val="p"/>
+          </m:rPr>
+          <m:t>,</m:t>
+        </m:r>
+        <m:sSub>
+          <m:e>
+            <m:r>
+              <m:t>a</m:t>
+            </m:r>
+          </m:e>
+          <m:sub>
+            <m:r>
+              <m:t>n</m:t>
+            </m:r>
+          </m:sub>
+        </m:sSub>
+      </m:oMath>
+      <w:r>
+        <w:t xml:space="preserve"> </w:t>
+      </w:r>
+      <w:r>
+        <w:t xml:space="preserve">being added</w:t>
+      </w:r>
+      <w:r>
+        <w:t xml:space="preserve"> </w:t>
+      </w:r>
+      <w:r>
+        <w:t xml:space="preserve">is a</w:t>
+      </w:r>
+      <w:r>
+        <w:t xml:space="preserve"> </w:t>
+      </w:r>
+      <w:r>
+        <w:rPr>
+          <w:b/>
+          <w:bCs/>
+        </w:rPr>
+        <w:t xml:space="preserve">term</w:t>
+      </w:r>
+      <w:r>
+        <w:t xml:space="preserve"> </w:t>
+      </w:r>
+      <w:r>
+        <w:t xml:space="preserve">of the sum.</w:t>
+      </w:r>
+    </w:p>
+    <w:bookmarkEnd w:id="51"/>
+    <w:bookmarkStart w:id="52" w:name="exm-term"/>
+    <w:p>
+      <w:pPr>
+        <w:pStyle w:val="BodyText"/>
+      </w:pPr>
+      <w:r>
+        <w:rPr>
+          <w:b/>
+          <w:bCs/>
+        </w:rPr>
+        <w:t xml:space="preserve">Example 10 (Terms of a sum)</w:t>
       </w:r>
       <w:r>
         <w:t xml:space="preserve"> </w:t>
@@ -14213,37 +14985,13 @@
           <w:numId w:val="1007"/>
         </w:numPr>
       </w:pPr>
-      <m:oMath>
-        <m:r>
-          <m:rPr>
-            <m:sty m:val="p"/>
-          </m:rPr>
-          <m:t>sup</m:t>
-        </m:r>
-        <m:r>
-          <m:rPr>
-            <m:sty m:val="p"/>
-          </m:rPr>
-          <m:t>{</m:t>
-        </m:r>
-        <m:r>
-          <m:t>1</m:t>
-        </m:r>
-        <m:r>
-          <m:rPr>
-            <m:sty m:val="p"/>
-          </m:rPr>
-          <m:t>,</m:t>
-        </m:r>
-        <m:r>
-          <m:t>2</m:t>
-        </m:r>
-        <m:r>
-          <m:rPr>
-            <m:sty m:val="p"/>
-          </m:rPr>
-          <m:t>,</m:t>
-        </m:r>
+      <w:r>
+        <w:t xml:space="preserve">The sum</w:t>
+      </w:r>
+      <w:r>
+        <w:t xml:space="preserve"> </w:t>
+      </w:r>
+      <m:oMath>
         <m:r>
           <m:t>3</m:t>
         </m:r>
@@ -14251,34 +14999,62 @@
           <m:rPr>
             <m:sty m:val="p"/>
           </m:rPr>
-          <m:t>}</m:t>
-        </m:r>
-        <m:r>
-          <m:rPr>
-            <m:sty m:val="p"/>
-          </m:rPr>
-          <m:t>=</m:t>
-        </m:r>
+          <m:t>+</m:t>
+        </m:r>
+        <m:r>
+          <m:t>5</m:t>
+        </m:r>
+        <m:r>
+          <m:rPr>
+            <m:sty m:val="p"/>
+          </m:rPr>
+          <m:t>+</m:t>
+        </m:r>
+        <m:r>
+          <m:t>9</m:t>
+        </m:r>
+      </m:oMath>
+      <w:r>
+        <w:t xml:space="preserve"> </w:t>
+      </w:r>
+      <w:r>
+        <w:t xml:space="preserve">has three terms:</w:t>
+      </w:r>
+      <w:r>
+        <w:t xml:space="preserve"> </w:t>
+      </w:r>
+      <m:oMath>
         <m:r>
           <m:t>3</m:t>
         </m:r>
       </m:oMath>
       <w:r>
-        <w:t xml:space="preserve">, since</w:t>
-      </w:r>
-      <w:r>
-        <w:t xml:space="preserve"> </w:t>
-      </w:r>
-      <m:oMath>
-        <m:r>
-          <m:t>3</m:t>
-        </m:r>
-      </m:oMath>
-      <w:r>
-        <w:t xml:space="preserve"> </w:t>
-      </w:r>
-      <w:r>
-        <w:t xml:space="preserve">is the largest element.</w:t>
+        <w:t xml:space="preserve">,</w:t>
+      </w:r>
+      <w:r>
+        <w:t xml:space="preserve"> </w:t>
+      </w:r>
+      <m:oMath>
+        <m:r>
+          <m:t>5</m:t>
+        </m:r>
+      </m:oMath>
+      <w:r>
+        <w:t xml:space="preserve"> </w:t>
+      </w:r>
+      <w:r>
+        <w:t xml:space="preserve">and</w:t>
+      </w:r>
+      <w:r>
+        <w:t xml:space="preserve"> </w:t>
+      </w:r>
+      <m:oMath>
+        <m:r>
+          <m:t>9</m:t>
+        </m:r>
+      </m:oMath>
+      <w:r>
+        <w:t xml:space="preserve">.</w:t>
       </w:r>
     </w:p>
     <w:p>
@@ -14289,54 +15065,45 @@
           <w:numId w:val="1007"/>
         </w:numPr>
       </w:pPr>
-      <m:oMath>
-        <m:r>
-          <m:rPr>
-            <m:sty m:val="p"/>
-          </m:rPr>
-          <m:t>sup</m:t>
-        </m:r>
-        <m:r>
-          <m:rPr>
-            <m:sty m:val="p"/>
-          </m:rPr>
-          <m:t>{</m:t>
-        </m:r>
-        <m:r>
-          <m:t>t</m:t>
-        </m:r>
-        <m:r>
-          <m:rPr>
-            <m:sty m:val="p"/>
-          </m:rPr>
-          <m:t>≥</m:t>
-        </m:r>
-        <m:r>
-          <m:t>0</m:t>
-        </m:r>
-        <m:r>
-          <m:rPr>
-            <m:sty m:val="p"/>
-          </m:rPr>
-          <m:t>:</m:t>
-        </m:r>
-        <m:r>
-          <m:t>t</m:t>
-        </m:r>
-        <m:r>
-          <m:rPr>
-            <m:sty m:val="p"/>
-          </m:rPr>
-          <m:t>&lt;</m:t>
-        </m:r>
-        <m:r>
-          <m:t>0.5</m:t>
-        </m:r>
-        <m:r>
-          <m:rPr>
-            <m:sty m:val="p"/>
-          </m:rPr>
-          <m:t>}</m:t>
+      <w:r>
+        <w:t xml:space="preserve">The sum</w:t>
+      </w:r>
+      <w:r>
+        <w:t xml:space="preserve"> </w:t>
+      </w:r>
+      <m:oMath>
+        <m:sSup>
+          <m:e>
+            <m:r>
+              <m:t>x</m:t>
+            </m:r>
+          </m:e>
+          <m:sup>
+            <m:r>
+              <m:t>2</m:t>
+            </m:r>
+          </m:sup>
+        </m:sSup>
+        <m:r>
+          <m:rPr>
+            <m:sty m:val="p"/>
+          </m:rPr>
+          <m:t>−</m:t>
+        </m:r>
+        <m:r>
+          <m:t>3</m:t>
+        </m:r>
+        <m:r>
+          <m:t>x</m:t>
+        </m:r>
+        <m:r>
+          <m:rPr>
+            <m:sty m:val="p"/>
+          </m:rPr>
+          <m:t>+</m:t>
+        </m:r>
+        <m:r>
+          <m:t>7</m:t>
         </m:r>
         <m:r>
           <m:rPr>
@@ -14344,9 +15111,80 @@
           </m:rPr>
           <m:t>=</m:t>
         </m:r>
-        <m:r>
-          <m:t>0.5</m:t>
-        </m:r>
+        <m:sSup>
+          <m:e>
+            <m:r>
+              <m:t>x</m:t>
+            </m:r>
+          </m:e>
+          <m:sup>
+            <m:r>
+              <m:t>2</m:t>
+            </m:r>
+          </m:sup>
+        </m:sSup>
+        <m:r>
+          <m:rPr>
+            <m:sty m:val="p"/>
+          </m:rPr>
+          <m:t>+</m:t>
+        </m:r>
+        <m:r>
+          <m:rPr>
+            <m:sty m:val="p"/>
+          </m:rPr>
+          <m:t>(</m:t>
+        </m:r>
+        <m:r>
+          <m:rPr>
+            <m:sty m:val="p"/>
+          </m:rPr>
+          <m:t>−</m:t>
+        </m:r>
+        <m:r>
+          <m:t>3</m:t>
+        </m:r>
+        <m:r>
+          <m:t>x</m:t>
+        </m:r>
+        <m:r>
+          <m:rPr>
+            <m:sty m:val="p"/>
+          </m:rPr>
+          <m:t>)</m:t>
+        </m:r>
+        <m:r>
+          <m:rPr>
+            <m:sty m:val="p"/>
+          </m:rPr>
+          <m:t>+</m:t>
+        </m:r>
+        <m:r>
+          <m:t>7</m:t>
+        </m:r>
+      </m:oMath>
+      <w:r>
+        <w:t xml:space="preserve"> </w:t>
+      </w:r>
+      <w:r>
+        <w:t xml:space="preserve">has three terms:</w:t>
+      </w:r>
+      <w:r>
+        <w:t xml:space="preserve"> </w:t>
+      </w:r>
+      <m:oMath>
+        <m:sSup>
+          <m:e>
+            <m:r>
+              <m:t>x</m:t>
+            </m:r>
+          </m:e>
+          <m:sup>
+            <m:r>
+              <m:t>2</m:t>
+            </m:r>
+          </m:sup>
+        </m:sSup>
       </m:oMath>
       <w:r>
         <w:t xml:space="preserve">,</w:t>
@@ -14354,125 +15192,46 @@
       <w:r>
         <w:t xml:space="preserve"> </w:t>
       </w:r>
-      <w:r>
-        <w:t xml:space="preserve">even though</w:t>
-      </w:r>
-      <w:r>
-        <w:t xml:space="preserve"> </w:t>
-      </w:r>
-      <m:oMath>
-        <m:r>
-          <m:t>0.5</m:t>
-        </m:r>
-      </m:oMath>
-      <w:r>
-        <w:t xml:space="preserve"> </w:t>
-      </w:r>
-      <w:r>
-        <w:t xml:space="preserve">itself is not in the set.</w:t>
+      <m:oMath>
+        <m:r>
+          <m:rPr>
+            <m:sty m:val="p"/>
+          </m:rPr>
+          <m:t>−</m:t>
+        </m:r>
+        <m:r>
+          <m:t>3</m:t>
+        </m:r>
+        <m:r>
+          <m:t>x</m:t>
+        </m:r>
+      </m:oMath>
+      <w:r>
+        <w:t xml:space="preserve"> </w:t>
+      </w:r>
+      <w:r>
+        <w:t xml:space="preserve">and</w:t>
+      </w:r>
+      <w:r>
+        <w:t xml:space="preserve"> </w:t>
+      </w:r>
+      <m:oMath>
+        <m:r>
+          <m:t>7</m:t>
+        </m:r>
+      </m:oMath>
+      <w:r>
+        <w:t xml:space="preserve">.</w:t>
+      </w:r>
+      <w:r>
+        <w:t xml:space="preserve"> </w:t>
+      </w:r>
+      <w:r>
+        <w:t xml:space="preserve">A subtracted expression counts as a term with a minus sign.</w:t>
       </w:r>
     </w:p>
-    <w:p>
-      <w:pPr>
-        <w:pStyle w:val="Compact"/>
-        <w:numPr>
-          <w:ilvl w:val="0"/>
-          <w:numId w:val="1007"/>
-        </w:numPr>
-      </w:pPr>
-      <m:oMath>
-        <m:r>
-          <m:rPr>
-            <m:sty m:val="p"/>
-          </m:rPr>
-          <m:t>sup</m:t>
-        </m:r>
-        <m:r>
-          <m:rPr>
-            <m:sty m:val="p"/>
-          </m:rPr>
-          <m:t>{</m:t>
-        </m:r>
-        <m:r>
-          <m:t>1</m:t>
-        </m:r>
-        <m:r>
-          <m:rPr>
-            <m:sty m:val="p"/>
-          </m:rPr>
-          <m:t>,</m:t>
-        </m:r>
-        <m:r>
-          <m:t>2</m:t>
-        </m:r>
-        <m:r>
-          <m:rPr>
-            <m:sty m:val="p"/>
-          </m:rPr>
-          <m:t>,</m:t>
-        </m:r>
-        <m:r>
-          <m:t>3</m:t>
-        </m:r>
-        <m:r>
-          <m:rPr>
-            <m:sty m:val="p"/>
-          </m:rPr>
-          <m:t>,</m:t>
-        </m:r>
-        <m:r>
-          <m:rPr>
-            <m:sty m:val="p"/>
-          </m:rPr>
-          <m:t>…</m:t>
-        </m:r>
-        <m:r>
-          <m:rPr>
-            <m:sty m:val="p"/>
-          </m:rPr>
-          <m:t>}</m:t>
-        </m:r>
-        <m:r>
-          <m:rPr>
-            <m:sty m:val="p"/>
-          </m:rPr>
-          <m:t>=</m:t>
-        </m:r>
-        <m:r>
-          <m:rPr>
-            <m:sty m:val="p"/>
-          </m:rPr>
-          <m:t>+</m:t>
-        </m:r>
-        <m:r>
-          <m:rPr>
-            <m:sty m:val="p"/>
-          </m:rPr>
-          <m:t>∞</m:t>
-        </m:r>
-      </m:oMath>
-      <w:r>
-        <w:t xml:space="preserve">,</w:t>
-      </w:r>
-      <w:r>
-        <w:t xml:space="preserve"> </w:t>
-      </w:r>
-      <w:r>
-        <w:t xml:space="preserve">because no real number is greater than or equal to every element of that set.</w:t>
-      </w:r>
-    </w:p>
-    <w:bookmarkEnd w:id="45"/>
-    <w:bookmarkEnd w:id="46"/>
-    <w:bookmarkStart w:id="59" w:name="sums"/>
-    <w:p>
-      <w:pPr>
-        <w:pStyle w:val="Heading2"/>
-      </w:pPr>
-      <w:r>
-        <w:t xml:space="preserve">3 Sums</w:t>
-      </w:r>
-    </w:p>
-    <w:bookmarkStart w:id="47" w:name="def-term"/>
+    <w:bookmarkEnd w:id="52"/>
+    <w:bookmarkStart w:id="53" w:name="def-identity-element"/>
     <w:p>
       <w:pPr>
         <w:pStyle w:val="FirstParagraph"/>
@@ -14482,164 +15241,215 @@
           <w:b/>
           <w:bCs/>
         </w:rPr>
-        <w:t xml:space="preserve">Definition 7 (Term of a sum)</w:t>
-      </w:r>
-      <w:r>
-        <w:t xml:space="preserve"> </w:t>
-      </w:r>
-      <w:r>
-        <w:t xml:space="preserve">In a sum</w:t>
-      </w:r>
-      <w:r>
-        <w:t xml:space="preserve"> </w:t>
-      </w:r>
-      <m:oMath>
-        <m:sSub>
-          <m:e>
-            <m:r>
-              <m:t>a</m:t>
-            </m:r>
-          </m:e>
-          <m:sub>
-            <m:r>
-              <m:t>1</m:t>
-            </m:r>
-          </m:sub>
-        </m:sSub>
+        <w:t xml:space="preserve">Definition 12 (Identity element)</w:t>
+      </w:r>
+      <w:r>
+        <w:t xml:space="preserve"> </w:t>
+      </w:r>
+      <w:r>
+        <w:t xml:space="preserve">Let</w:t>
+      </w:r>
+      <w:r>
+        <w:t xml:space="preserve"> </w:t>
+      </w:r>
+      <m:oMath>
+        <m:r>
+          <m:t>S</m:t>
+        </m:r>
+      </m:oMath>
+      <w:r>
+        <w:t xml:space="preserve"> </w:t>
+      </w:r>
+      <w:r>
+        <w:t xml:space="preserve">be a set, such as the real numbers</w:t>
+      </w:r>
+      <w:r>
+        <w:t xml:space="preserve"> </w:t>
+      </w:r>
+      <m:oMath>
+        <m:r>
+          <m:rPr>
+            <m:scr m:val="double-struck"/>
+            <m:sty m:val="p"/>
+          </m:rPr>
+          <m:t>R</m:t>
+        </m:r>
+      </m:oMath>
+      <w:r>
+        <w:t xml:space="preserve">,</w:t>
+      </w:r>
+      <w:r>
+        <w:t xml:space="preserve"> </w:t>
+      </w:r>
+      <w:r>
+        <w:t xml:space="preserve">and let</w:t>
+      </w:r>
+      <w:r>
+        <w:t xml:space="preserve"> </w:t>
+      </w:r>
+      <m:oMath>
+        <m:r>
+          <m:rPr>
+            <m:sty m:val="p"/>
+          </m:rPr>
+          <m:t>⋆</m:t>
+        </m:r>
+      </m:oMath>
+      <w:r>
+        <w:t xml:space="preserve"> </w:t>
+      </w:r>
+      <w:r>
+        <w:t xml:space="preserve">be an operation that combines two elements</w:t>
+      </w:r>
+      <w:r>
+        <w:t xml:space="preserve"> </w:t>
+      </w:r>
+      <m:oMath>
+        <m:r>
+          <m:t>a</m:t>
+        </m:r>
+      </m:oMath>
+      <w:r>
+        <w:t xml:space="preserve"> </w:t>
+      </w:r>
+      <w:r>
+        <w:t xml:space="preserve">and</w:t>
+      </w:r>
+      <w:r>
+        <w:t xml:space="preserve"> </w:t>
+      </w:r>
+      <m:oMath>
+        <m:r>
+          <m:t>b</m:t>
+        </m:r>
+      </m:oMath>
+      <w:r>
+        <w:t xml:space="preserve"> </w:t>
+      </w:r>
+      <w:r>
+        <w:t xml:space="preserve">of</w:t>
+      </w:r>
+      <w:r>
+        <w:t xml:space="preserve"> </w:t>
+      </w:r>
+      <m:oMath>
+        <m:r>
+          <m:t>S</m:t>
+        </m:r>
+      </m:oMath>
+      <w:r>
+        <w:t xml:space="preserve"> </w:t>
+      </w:r>
+      <w:r>
+        <w:t xml:space="preserve">into an element</w:t>
+      </w:r>
+      <w:r>
+        <w:t xml:space="preserve"> </w:t>
+      </w:r>
+      <m:oMath>
+        <m:r>
+          <m:t>a</m:t>
+        </m:r>
+        <m:r>
+          <m:rPr>
+            <m:sty m:val="p"/>
+          </m:rPr>
+          <m:t>⋆</m:t>
+        </m:r>
+        <m:r>
+          <m:t>b</m:t>
+        </m:r>
+      </m:oMath>
+      <w:r>
+        <w:t xml:space="preserve"> </w:t>
+      </w:r>
+      <w:r>
+        <w:t xml:space="preserve">of</w:t>
+      </w:r>
+      <w:r>
+        <w:t xml:space="preserve"> </w:t>
+      </w:r>
+      <m:oMath>
+        <m:r>
+          <m:t>S</m:t>
+        </m:r>
+      </m:oMath>
+      <w:r>
+        <w:t xml:space="preserve">,</w:t>
+      </w:r>
+      <w:r>
+        <w:t xml:space="preserve"> </w:t>
+      </w:r>
+      <w:r>
+        <w:t xml:space="preserve">such as addition (</w:t>
+      </w:r>
+      <m:oMath>
+        <m:r>
+          <m:t>a</m:t>
+        </m:r>
         <m:r>
           <m:rPr>
             <m:sty m:val="p"/>
           </m:rPr>
           <m:t>+</m:t>
         </m:r>
-        <m:sSub>
-          <m:e>
-            <m:r>
-              <m:t>a</m:t>
-            </m:r>
-          </m:e>
-          <m:sub>
-            <m:r>
-              <m:t>2</m:t>
-            </m:r>
-          </m:sub>
-        </m:sSub>
-        <m:r>
-          <m:rPr>
-            <m:sty m:val="p"/>
-          </m:rPr>
-          <m:t>+</m:t>
-        </m:r>
-        <m:r>
-          <m:rPr>
-            <m:sty m:val="p"/>
-          </m:rPr>
-          <m:t>⋯</m:t>
-        </m:r>
-        <m:r>
-          <m:rPr>
-            <m:sty m:val="p"/>
-          </m:rPr>
-          <m:t>+</m:t>
-        </m:r>
-        <m:sSub>
-          <m:e>
-            <m:r>
-              <m:t>a</m:t>
-            </m:r>
-          </m:e>
-          <m:sub>
-            <m:r>
-              <m:t>n</m:t>
-            </m:r>
-          </m:sub>
-        </m:sSub>
-      </m:oMath>
-      <w:r>
-        <w:t xml:space="preserve">,</w:t>
-      </w:r>
-      <w:r>
-        <w:t xml:space="preserve"> </w:t>
-      </w:r>
-      <w:r>
-        <w:t xml:space="preserve">each of the numbers or expressions</w:t>
-      </w:r>
-      <w:r>
-        <w:t xml:space="preserve"> </w:t>
-      </w:r>
-      <m:oMath>
-        <m:sSub>
-          <m:e>
-            <m:r>
-              <m:t>a</m:t>
-            </m:r>
-          </m:e>
-          <m:sub>
-            <m:r>
-              <m:t>1</m:t>
-            </m:r>
-          </m:sub>
-        </m:sSub>
-        <m:r>
-          <m:rPr>
-            <m:sty m:val="p"/>
-          </m:rPr>
-          <m:t>,</m:t>
-        </m:r>
-        <m:sSub>
-          <m:e>
-            <m:r>
-              <m:t>a</m:t>
-            </m:r>
-          </m:e>
-          <m:sub>
-            <m:r>
-              <m:t>2</m:t>
-            </m:r>
-          </m:sub>
-        </m:sSub>
-        <m:r>
-          <m:rPr>
-            <m:sty m:val="p"/>
-          </m:rPr>
-          <m:t>,</m:t>
-        </m:r>
-        <m:r>
-          <m:rPr>
-            <m:sty m:val="p"/>
-          </m:rPr>
-          <m:t>…</m:t>
-        </m:r>
-        <m:r>
-          <m:rPr>
-            <m:sty m:val="p"/>
-          </m:rPr>
-          <m:t>,</m:t>
-        </m:r>
-        <m:sSub>
-          <m:e>
-            <m:r>
-              <m:t>a</m:t>
-            </m:r>
-          </m:e>
-          <m:sub>
-            <m:r>
-              <m:t>n</m:t>
-            </m:r>
-          </m:sub>
-        </m:sSub>
-      </m:oMath>
-      <w:r>
-        <w:t xml:space="preserve"> </w:t>
-      </w:r>
-      <w:r>
-        <w:t xml:space="preserve">being added</w:t>
-      </w:r>
-      <w:r>
-        <w:t xml:space="preserve"> </w:t>
-      </w:r>
-      <w:r>
-        <w:t xml:space="preserve">is a</w:t>
+        <m:r>
+          <m:t>b</m:t>
+        </m:r>
+      </m:oMath>
+      <w:r>
+        <w:t xml:space="preserve">) or multiplication (</w:t>
+      </w:r>
+      <m:oMath>
+        <m:r>
+          <m:t>a</m:t>
+        </m:r>
+        <m:r>
+          <m:rPr>
+            <m:sty m:val="p"/>
+          </m:rPr>
+          <m:t>×</m:t>
+        </m:r>
+        <m:r>
+          <m:t>b</m:t>
+        </m:r>
+      </m:oMath>
+      <w:r>
+        <w:t xml:space="preserve">) of real numbers.</w:t>
+      </w:r>
+      <w:r>
+        <w:t xml:space="preserve"> </w:t>
+      </w:r>
+      <w:r>
+        <w:t xml:space="preserve">An element</w:t>
+      </w:r>
+      <w:r>
+        <w:t xml:space="preserve"> </w:t>
+      </w:r>
+      <m:oMath>
+        <m:r>
+          <m:t>u</m:t>
+        </m:r>
+      </m:oMath>
+      <w:r>
+        <w:t xml:space="preserve"> </w:t>
+      </w:r>
+      <w:r>
+        <w:t xml:space="preserve">of</w:t>
+      </w:r>
+      <w:r>
+        <w:t xml:space="preserve"> </w:t>
+      </w:r>
+      <m:oMath>
+        <m:r>
+          <m:t>S</m:t>
+        </m:r>
+      </m:oMath>
+      <w:r>
+        <w:t xml:space="preserve"> </w:t>
+      </w:r>
+      <w:r>
+        <w:t xml:space="preserve">is an</w:t>
       </w:r>
       <w:r>
         <w:t xml:space="preserve"> </w:t>
@@ -14649,17 +15459,118 @@
           <w:b/>
           <w:bCs/>
         </w:rPr>
-        <w:t xml:space="preserve">term</w:t>
-      </w:r>
-      <w:r>
-        <w:t xml:space="preserve"> </w:t>
-      </w:r>
-      <w:r>
-        <w:t xml:space="preserve">of the sum.</w:t>
+        <w:t xml:space="preserve">identity element</w:t>
+      </w:r>
+      <w:r>
+        <w:t xml:space="preserve"> </w:t>
+      </w:r>
+      <w:r>
+        <w:t xml:space="preserve">for</w:t>
+      </w:r>
+      <w:r>
+        <w:t xml:space="preserve"> </w:t>
+      </w:r>
+      <m:oMath>
+        <m:r>
+          <m:rPr>
+            <m:sty m:val="p"/>
+          </m:rPr>
+          <m:t>⋆</m:t>
+        </m:r>
+      </m:oMath>
+      <w:r>
+        <w:t xml:space="preserve"> </w:t>
+      </w:r>
+      <w:r>
+        <w:t xml:space="preserve">if</w:t>
+      </w:r>
+      <w:r>
+        <w:t xml:space="preserve"> </w:t>
+      </w:r>
+      <m:oMath>
+        <m:r>
+          <m:t>a</m:t>
+        </m:r>
+        <m:r>
+          <m:rPr>
+            <m:sty m:val="p"/>
+          </m:rPr>
+          <m:t>⋆</m:t>
+        </m:r>
+        <m:r>
+          <m:t>u</m:t>
+        </m:r>
+        <m:r>
+          <m:rPr>
+            <m:sty m:val="p"/>
+          </m:rPr>
+          <m:t>=</m:t>
+        </m:r>
+        <m:r>
+          <m:t>a</m:t>
+        </m:r>
+      </m:oMath>
+      <w:r>
+        <w:t xml:space="preserve"> </w:t>
+      </w:r>
+      <w:r>
+        <w:t xml:space="preserve">and</w:t>
+      </w:r>
+      <w:r>
+        <w:t xml:space="preserve"> </w:t>
+      </w:r>
+      <m:oMath>
+        <m:r>
+          <m:t>u</m:t>
+        </m:r>
+        <m:r>
+          <m:rPr>
+            <m:sty m:val="p"/>
+          </m:rPr>
+          <m:t>⋆</m:t>
+        </m:r>
+        <m:r>
+          <m:t>a</m:t>
+        </m:r>
+        <m:r>
+          <m:rPr>
+            <m:sty m:val="p"/>
+          </m:rPr>
+          <m:t>=</m:t>
+        </m:r>
+        <m:r>
+          <m:t>a</m:t>
+        </m:r>
+      </m:oMath>
+      <w:r>
+        <w:t xml:space="preserve"> </w:t>
+      </w:r>
+      <w:r>
+        <w:t xml:space="preserve">for every</w:t>
+      </w:r>
+      <w:r>
+        <w:t xml:space="preserve"> </w:t>
+      </w:r>
+      <m:oMath>
+        <m:r>
+          <m:t>a</m:t>
+        </m:r>
+        <m:r>
+          <m:rPr>
+            <m:sty m:val="p"/>
+          </m:rPr>
+          <m:t>∈</m:t>
+        </m:r>
+        <m:r>
+          <m:t>S</m:t>
+        </m:r>
+      </m:oMath>
+      <w:r>
+        <w:t xml:space="preserve">.</w:t>
       </w:r>
     </w:p>
-    <w:bookmarkEnd w:id="47"/>
-    <w:bookmarkStart w:id="48" w:name="exm-term"/>
+    <w:bookmarkEnd w:id="53"/>
+    <w:bookmarkStart w:id="54" w:name="exm-identity-element"/>
     <w:p>
       <w:pPr>
         <w:pStyle w:val="BodyText"/>
@@ -14669,7 +15580,7 @@
           <w:b/>
           <w:bCs/>
         </w:rPr>
-        <w:t xml:space="preserve">Example 10 (Terms of a sum)</w:t>
+        <w:t xml:space="preserve">Example 11 (Identity elements for addition and multiplication)</w:t>
       </w:r>
       <w:r>
         <w:t xml:space="preserve"> </w:t>
@@ -14686,15 +15597,29 @@
           <w:numId w:val="1008"/>
         </w:numPr>
       </w:pPr>
-      <w:r>
-        <w:t xml:space="preserve">The sum</w:t>
-      </w:r>
-      <w:r>
-        <w:t xml:space="preserve"> </w:t>
-      </w:r>
-      <m:oMath>
-        <m:r>
-          <m:t>3</m:t>
+      <m:oMath>
+        <m:r>
+          <m:t>0</m:t>
+        </m:r>
+      </m:oMath>
+      <w:r>
+        <w:t xml:space="preserve"> </w:t>
+      </w:r>
+      <w:r>
+        <w:t xml:space="preserve">is the identity element for addition:</w:t>
+      </w:r>
+      <w:r>
+        <w:t xml:space="preserve"> </w:t>
+      </w:r>
+      <w:r>
+        <w:t xml:space="preserve">for example,</w:t>
+      </w:r>
+      <w:r>
+        <w:t xml:space="preserve"> </w:t>
+      </w:r>
+      <m:oMath>
+        <m:r>
+          <m:t>5</m:t>
         </m:r>
         <m:r>
           <m:rPr>
@@ -14703,8 +15628,31 @@
           <m:t>+</m:t>
         </m:r>
         <m:r>
+          <m:t>0</m:t>
+        </m:r>
+        <m:r>
+          <m:rPr>
+            <m:sty m:val="p"/>
+          </m:rPr>
+          <m:t>=</m:t>
+        </m:r>
+        <m:r>
           <m:t>5</m:t>
         </m:r>
+      </m:oMath>
+      <w:r>
+        <w:t xml:space="preserve"> </w:t>
+      </w:r>
+      <w:r>
+        <w:t xml:space="preserve">and</w:t>
+      </w:r>
+      <w:r>
+        <w:t xml:space="preserve"> </w:t>
+      </w:r>
+      <m:oMath>
+        <m:r>
+          <m:t>0</m:t>
+        </m:r>
         <m:r>
           <m:rPr>
             <m:sty m:val="p"/>
@@ -14712,50 +15660,34 @@
           <m:t>+</m:t>
         </m:r>
         <m:r>
-          <m:t>9</m:t>
-        </m:r>
-      </m:oMath>
-      <w:r>
-        <w:t xml:space="preserve"> </w:t>
-      </w:r>
-      <w:r>
-        <w:t xml:space="preserve">has three terms:</w:t>
-      </w:r>
-      <w:r>
-        <w:t xml:space="preserve"> </w:t>
-      </w:r>
-      <m:oMath>
-        <m:r>
-          <m:t>3</m:t>
-        </m:r>
-      </m:oMath>
-      <w:r>
-        <w:t xml:space="preserve">,</w:t>
-      </w:r>
-      <w:r>
-        <w:t xml:space="preserve"> </w:t>
-      </w:r>
-      <m:oMath>
-        <m:r>
           <m:t>5</m:t>
         </m:r>
-      </m:oMath>
-      <w:r>
-        <w:t xml:space="preserve"> </w:t>
-      </w:r>
-      <w:r>
-        <w:t xml:space="preserve">and</w:t>
-      </w:r>
-      <w:r>
-        <w:t xml:space="preserve"> </w:t>
-      </w:r>
-      <m:oMath>
-        <m:r>
-          <m:t>9</m:t>
-        </m:r>
-      </m:oMath>
-      <w:r>
-        <w:t xml:space="preserve">.</w:t>
+        <m:r>
+          <m:rPr>
+            <m:sty m:val="p"/>
+          </m:rPr>
+          <m:t>=</m:t>
+        </m:r>
+        <m:r>
+          <m:t>5</m:t>
+        </m:r>
+      </m:oMath>
+      <w:r>
+        <w:t xml:space="preserve"> </w:t>
+      </w:r>
+      <w:r>
+        <w:t xml:space="preserve">(</w:t>
+      </w:r>
+      <w:hyperlink w:anchor="thm-add-ident">
+        <w:r>
+          <w:rPr>
+            <w:rStyle w:val="Hyperlink"/>
+          </w:rPr>
+          <w:t xml:space="preserve">Theorem 4</w:t>
+        </w:r>
+      </w:hyperlink>
+      <w:r>
+        <w:t xml:space="preserve">).</w:t>
       </w:r>
     </w:p>
     <w:p>
@@ -14766,639 +15698,6 @@
           <w:numId w:val="1008"/>
         </w:numPr>
       </w:pPr>
-      <w:r>
-        <w:t xml:space="preserve">The sum</w:t>
-      </w:r>
-      <w:r>
-        <w:t xml:space="preserve"> </w:t>
-      </w:r>
-      <m:oMath>
-        <m:sSup>
-          <m:e>
-            <m:r>
-              <m:t>x</m:t>
-            </m:r>
-          </m:e>
-          <m:sup>
-            <m:r>
-              <m:t>2</m:t>
-            </m:r>
-          </m:sup>
-        </m:sSup>
-        <m:r>
-          <m:rPr>
-            <m:sty m:val="p"/>
-          </m:rPr>
-          <m:t>−</m:t>
-        </m:r>
-        <m:r>
-          <m:t>3</m:t>
-        </m:r>
-        <m:r>
-          <m:t>x</m:t>
-        </m:r>
-        <m:r>
-          <m:rPr>
-            <m:sty m:val="p"/>
-          </m:rPr>
-          <m:t>+</m:t>
-        </m:r>
-        <m:r>
-          <m:t>7</m:t>
-        </m:r>
-        <m:r>
-          <m:rPr>
-            <m:sty m:val="p"/>
-          </m:rPr>
-          <m:t>=</m:t>
-        </m:r>
-        <m:sSup>
-          <m:e>
-            <m:r>
-              <m:t>x</m:t>
-            </m:r>
-          </m:e>
-          <m:sup>
-            <m:r>
-              <m:t>2</m:t>
-            </m:r>
-          </m:sup>
-        </m:sSup>
-        <m:r>
-          <m:rPr>
-            <m:sty m:val="p"/>
-          </m:rPr>
-          <m:t>+</m:t>
-        </m:r>
-        <m:r>
-          <m:rPr>
-            <m:sty m:val="p"/>
-          </m:rPr>
-          <m:t>(</m:t>
-        </m:r>
-        <m:r>
-          <m:rPr>
-            <m:sty m:val="p"/>
-          </m:rPr>
-          <m:t>−</m:t>
-        </m:r>
-        <m:r>
-          <m:t>3</m:t>
-        </m:r>
-        <m:r>
-          <m:t>x</m:t>
-        </m:r>
-        <m:r>
-          <m:rPr>
-            <m:sty m:val="p"/>
-          </m:rPr>
-          <m:t>)</m:t>
-        </m:r>
-        <m:r>
-          <m:rPr>
-            <m:sty m:val="p"/>
-          </m:rPr>
-          <m:t>+</m:t>
-        </m:r>
-        <m:r>
-          <m:t>7</m:t>
-        </m:r>
-      </m:oMath>
-      <w:r>
-        <w:t xml:space="preserve"> </w:t>
-      </w:r>
-      <w:r>
-        <w:t xml:space="preserve">has three terms:</w:t>
-      </w:r>
-      <w:r>
-        <w:t xml:space="preserve"> </w:t>
-      </w:r>
-      <m:oMath>
-        <m:sSup>
-          <m:e>
-            <m:r>
-              <m:t>x</m:t>
-            </m:r>
-          </m:e>
-          <m:sup>
-            <m:r>
-              <m:t>2</m:t>
-            </m:r>
-          </m:sup>
-        </m:sSup>
-      </m:oMath>
-      <w:r>
-        <w:t xml:space="preserve">,</w:t>
-      </w:r>
-      <w:r>
-        <w:t xml:space="preserve"> </w:t>
-      </w:r>
-      <m:oMath>
-        <m:r>
-          <m:rPr>
-            <m:sty m:val="p"/>
-          </m:rPr>
-          <m:t>−</m:t>
-        </m:r>
-        <m:r>
-          <m:t>3</m:t>
-        </m:r>
-        <m:r>
-          <m:t>x</m:t>
-        </m:r>
-      </m:oMath>
-      <w:r>
-        <w:t xml:space="preserve"> </w:t>
-      </w:r>
-      <w:r>
-        <w:t xml:space="preserve">and</w:t>
-      </w:r>
-      <w:r>
-        <w:t xml:space="preserve"> </w:t>
-      </w:r>
-      <m:oMath>
-        <m:r>
-          <m:t>7</m:t>
-        </m:r>
-      </m:oMath>
-      <w:r>
-        <w:t xml:space="preserve">.</w:t>
-      </w:r>
-      <w:r>
-        <w:t xml:space="preserve"> </w:t>
-      </w:r>
-      <w:r>
-        <w:t xml:space="preserve">A subtracted expression counts as a term with a minus sign.</w:t>
-      </w:r>
-    </w:p>
-    <w:bookmarkEnd w:id="48"/>
-    <w:bookmarkStart w:id="49" w:name="def-identity-element"/>
-    <w:p>
-      <w:pPr>
-        <w:pStyle w:val="FirstParagraph"/>
-      </w:pPr>
-      <w:r>
-        <w:rPr>
-          <w:b/>
-          <w:bCs/>
-        </w:rPr>
-        <w:t xml:space="preserve">Definition 8 (Identity element)</w:t>
-      </w:r>
-      <w:r>
-        <w:t xml:space="preserve"> </w:t>
-      </w:r>
-      <w:r>
-        <w:t xml:space="preserve">Let</w:t>
-      </w:r>
-      <w:r>
-        <w:t xml:space="preserve"> </w:t>
-      </w:r>
-      <m:oMath>
-        <m:r>
-          <m:t>S</m:t>
-        </m:r>
-      </m:oMath>
-      <w:r>
-        <w:t xml:space="preserve"> </w:t>
-      </w:r>
-      <w:r>
-        <w:t xml:space="preserve">be a set, such as the real numbers</w:t>
-      </w:r>
-      <w:r>
-        <w:t xml:space="preserve"> </w:t>
-      </w:r>
-      <m:oMath>
-        <m:r>
-          <m:rPr>
-            <m:scr m:val="double-struck"/>
-            <m:sty m:val="p"/>
-          </m:rPr>
-          <m:t>R</m:t>
-        </m:r>
-      </m:oMath>
-      <w:r>
-        <w:t xml:space="preserve">,</w:t>
-      </w:r>
-      <w:r>
-        <w:t xml:space="preserve"> </w:t>
-      </w:r>
-      <w:r>
-        <w:t xml:space="preserve">and let</w:t>
-      </w:r>
-      <w:r>
-        <w:t xml:space="preserve"> </w:t>
-      </w:r>
-      <m:oMath>
-        <m:r>
-          <m:rPr>
-            <m:sty m:val="p"/>
-          </m:rPr>
-          <m:t>⋆</m:t>
-        </m:r>
-      </m:oMath>
-      <w:r>
-        <w:t xml:space="preserve"> </w:t>
-      </w:r>
-      <w:r>
-        <w:t xml:space="preserve">be an operation that combines two elements</w:t>
-      </w:r>
-      <w:r>
-        <w:t xml:space="preserve"> </w:t>
-      </w:r>
-      <m:oMath>
-        <m:r>
-          <m:t>a</m:t>
-        </m:r>
-      </m:oMath>
-      <w:r>
-        <w:t xml:space="preserve"> </w:t>
-      </w:r>
-      <w:r>
-        <w:t xml:space="preserve">and</w:t>
-      </w:r>
-      <w:r>
-        <w:t xml:space="preserve"> </w:t>
-      </w:r>
-      <m:oMath>
-        <m:r>
-          <m:t>b</m:t>
-        </m:r>
-      </m:oMath>
-      <w:r>
-        <w:t xml:space="preserve"> </w:t>
-      </w:r>
-      <w:r>
-        <w:t xml:space="preserve">of</w:t>
-      </w:r>
-      <w:r>
-        <w:t xml:space="preserve"> </w:t>
-      </w:r>
-      <m:oMath>
-        <m:r>
-          <m:t>S</m:t>
-        </m:r>
-      </m:oMath>
-      <w:r>
-        <w:t xml:space="preserve"> </w:t>
-      </w:r>
-      <w:r>
-        <w:t xml:space="preserve">into an element</w:t>
-      </w:r>
-      <w:r>
-        <w:t xml:space="preserve"> </w:t>
-      </w:r>
-      <m:oMath>
-        <m:r>
-          <m:t>a</m:t>
-        </m:r>
-        <m:r>
-          <m:rPr>
-            <m:sty m:val="p"/>
-          </m:rPr>
-          <m:t>⋆</m:t>
-        </m:r>
-        <m:r>
-          <m:t>b</m:t>
-        </m:r>
-      </m:oMath>
-      <w:r>
-        <w:t xml:space="preserve"> </w:t>
-      </w:r>
-      <w:r>
-        <w:t xml:space="preserve">of</w:t>
-      </w:r>
-      <w:r>
-        <w:t xml:space="preserve"> </w:t>
-      </w:r>
-      <m:oMath>
-        <m:r>
-          <m:t>S</m:t>
-        </m:r>
-      </m:oMath>
-      <w:r>
-        <w:t xml:space="preserve">,</w:t>
-      </w:r>
-      <w:r>
-        <w:t xml:space="preserve"> </w:t>
-      </w:r>
-      <w:r>
-        <w:t xml:space="preserve">such as addition (</w:t>
-      </w:r>
-      <m:oMath>
-        <m:r>
-          <m:t>a</m:t>
-        </m:r>
-        <m:r>
-          <m:rPr>
-            <m:sty m:val="p"/>
-          </m:rPr>
-          <m:t>+</m:t>
-        </m:r>
-        <m:r>
-          <m:t>b</m:t>
-        </m:r>
-      </m:oMath>
-      <w:r>
-        <w:t xml:space="preserve">) or multiplication (</w:t>
-      </w:r>
-      <m:oMath>
-        <m:r>
-          <m:t>a</m:t>
-        </m:r>
-        <m:r>
-          <m:rPr>
-            <m:sty m:val="p"/>
-          </m:rPr>
-          <m:t>×</m:t>
-        </m:r>
-        <m:r>
-          <m:t>b</m:t>
-        </m:r>
-      </m:oMath>
-      <w:r>
-        <w:t xml:space="preserve">) of real numbers.</w:t>
-      </w:r>
-      <w:r>
-        <w:t xml:space="preserve"> </w:t>
-      </w:r>
-      <w:r>
-        <w:t xml:space="preserve">An element</w:t>
-      </w:r>
-      <w:r>
-        <w:t xml:space="preserve"> </w:t>
-      </w:r>
-      <m:oMath>
-        <m:r>
-          <m:t>u</m:t>
-        </m:r>
-      </m:oMath>
-      <w:r>
-        <w:t xml:space="preserve"> </w:t>
-      </w:r>
-      <w:r>
-        <w:t xml:space="preserve">of</w:t>
-      </w:r>
-      <w:r>
-        <w:t xml:space="preserve"> </w:t>
-      </w:r>
-      <m:oMath>
-        <m:r>
-          <m:t>S</m:t>
-        </m:r>
-      </m:oMath>
-      <w:r>
-        <w:t xml:space="preserve"> </w:t>
-      </w:r>
-      <w:r>
-        <w:t xml:space="preserve">is an</w:t>
-      </w:r>
-      <w:r>
-        <w:t xml:space="preserve"> </w:t>
-      </w:r>
-      <w:r>
-        <w:rPr>
-          <w:b/>
-          <w:bCs/>
-        </w:rPr>
-        <w:t xml:space="preserve">identity element</w:t>
-      </w:r>
-      <w:r>
-        <w:t xml:space="preserve"> </w:t>
-      </w:r>
-      <w:r>
-        <w:t xml:space="preserve">for</w:t>
-      </w:r>
-      <w:r>
-        <w:t xml:space="preserve"> </w:t>
-      </w:r>
-      <m:oMath>
-        <m:r>
-          <m:rPr>
-            <m:sty m:val="p"/>
-          </m:rPr>
-          <m:t>⋆</m:t>
-        </m:r>
-      </m:oMath>
-      <w:r>
-        <w:t xml:space="preserve"> </w:t>
-      </w:r>
-      <w:r>
-        <w:t xml:space="preserve">if</w:t>
-      </w:r>
-      <w:r>
-        <w:t xml:space="preserve"> </w:t>
-      </w:r>
-      <m:oMath>
-        <m:r>
-          <m:t>a</m:t>
-        </m:r>
-        <m:r>
-          <m:rPr>
-            <m:sty m:val="p"/>
-          </m:rPr>
-          <m:t>⋆</m:t>
-        </m:r>
-        <m:r>
-          <m:t>u</m:t>
-        </m:r>
-        <m:r>
-          <m:rPr>
-            <m:sty m:val="p"/>
-          </m:rPr>
-          <m:t>=</m:t>
-        </m:r>
-        <m:r>
-          <m:t>a</m:t>
-        </m:r>
-      </m:oMath>
-      <w:r>
-        <w:t xml:space="preserve"> </w:t>
-      </w:r>
-      <w:r>
-        <w:t xml:space="preserve">and</w:t>
-      </w:r>
-      <w:r>
-        <w:t xml:space="preserve"> </w:t>
-      </w:r>
-      <m:oMath>
-        <m:r>
-          <m:t>u</m:t>
-        </m:r>
-        <m:r>
-          <m:rPr>
-            <m:sty m:val="p"/>
-          </m:rPr>
-          <m:t>⋆</m:t>
-        </m:r>
-        <m:r>
-          <m:t>a</m:t>
-        </m:r>
-        <m:r>
-          <m:rPr>
-            <m:sty m:val="p"/>
-          </m:rPr>
-          <m:t>=</m:t>
-        </m:r>
-        <m:r>
-          <m:t>a</m:t>
-        </m:r>
-      </m:oMath>
-      <w:r>
-        <w:t xml:space="preserve"> </w:t>
-      </w:r>
-      <w:r>
-        <w:t xml:space="preserve">for every</w:t>
-      </w:r>
-      <w:r>
-        <w:t xml:space="preserve"> </w:t>
-      </w:r>
-      <m:oMath>
-        <m:r>
-          <m:t>a</m:t>
-        </m:r>
-        <m:r>
-          <m:rPr>
-            <m:sty m:val="p"/>
-          </m:rPr>
-          <m:t>∈</m:t>
-        </m:r>
-        <m:r>
-          <m:t>S</m:t>
-        </m:r>
-      </m:oMath>
-      <w:r>
-        <w:t xml:space="preserve">.</w:t>
-      </w:r>
-    </w:p>
-    <w:bookmarkEnd w:id="49"/>
-    <w:bookmarkStart w:id="50" w:name="exm-identity-element"/>
-    <w:p>
-      <w:pPr>
-        <w:pStyle w:val="BodyText"/>
-      </w:pPr>
-      <w:r>
-        <w:rPr>
-          <w:b/>
-          <w:bCs/>
-        </w:rPr>
-        <w:t xml:space="preserve">Example 11 (Identity elements for addition and multiplication)</w:t>
-      </w:r>
-      <w:r>
-        <w:t xml:space="preserve"> </w:t>
-      </w:r>
-      <w:r>
-        <w:t xml:space="preserve"> </w:t>
-      </w:r>
-    </w:p>
-    <w:p>
-      <w:pPr>
-        <w:pStyle w:val="Compact"/>
-        <w:numPr>
-          <w:ilvl w:val="0"/>
-          <w:numId w:val="1009"/>
-        </w:numPr>
-      </w:pPr>
-      <m:oMath>
-        <m:r>
-          <m:t>0</m:t>
-        </m:r>
-      </m:oMath>
-      <w:r>
-        <w:t xml:space="preserve"> </w:t>
-      </w:r>
-      <w:r>
-        <w:t xml:space="preserve">is the identity element for addition:</w:t>
-      </w:r>
-      <w:r>
-        <w:t xml:space="preserve"> </w:t>
-      </w:r>
-      <w:r>
-        <w:t xml:space="preserve">for example,</w:t>
-      </w:r>
-      <w:r>
-        <w:t xml:space="preserve"> </w:t>
-      </w:r>
-      <m:oMath>
-        <m:r>
-          <m:t>5</m:t>
-        </m:r>
-        <m:r>
-          <m:rPr>
-            <m:sty m:val="p"/>
-          </m:rPr>
-          <m:t>+</m:t>
-        </m:r>
-        <m:r>
-          <m:t>0</m:t>
-        </m:r>
-        <m:r>
-          <m:rPr>
-            <m:sty m:val="p"/>
-          </m:rPr>
-          <m:t>=</m:t>
-        </m:r>
-        <m:r>
-          <m:t>5</m:t>
-        </m:r>
-      </m:oMath>
-      <w:r>
-        <w:t xml:space="preserve"> </w:t>
-      </w:r>
-      <w:r>
-        <w:t xml:space="preserve">and</w:t>
-      </w:r>
-      <w:r>
-        <w:t xml:space="preserve"> </w:t>
-      </w:r>
-      <m:oMath>
-        <m:r>
-          <m:t>0</m:t>
-        </m:r>
-        <m:r>
-          <m:rPr>
-            <m:sty m:val="p"/>
-          </m:rPr>
-          <m:t>+</m:t>
-        </m:r>
-        <m:r>
-          <m:t>5</m:t>
-        </m:r>
-        <m:r>
-          <m:rPr>
-            <m:sty m:val="p"/>
-          </m:rPr>
-          <m:t>=</m:t>
-        </m:r>
-        <m:r>
-          <m:t>5</m:t>
-        </m:r>
-      </m:oMath>
-      <w:r>
-        <w:t xml:space="preserve"> </w:t>
-      </w:r>
-      <w:r>
-        <w:t xml:space="preserve">(</w:t>
-      </w:r>
-      <w:hyperlink w:anchor="thm-add-ident">
-        <w:r>
-          <w:rPr>
-            <w:rStyle w:val="Hyperlink"/>
-          </w:rPr>
-          <w:t xml:space="preserve">Theorem 4</w:t>
-        </w:r>
-      </w:hyperlink>
-      <w:r>
-        <w:t xml:space="preserve">).</w:t>
-      </w:r>
-    </w:p>
-    <w:p>
-      <w:pPr>
-        <w:pStyle w:val="Compact"/>
-        <w:numPr>
-          <w:ilvl w:val="0"/>
-          <w:numId w:val="1009"/>
-        </w:numPr>
-      </w:pPr>
       <m:oMath>
         <m:r>
           <m:t>1</m:t>
@@ -15497,7 +15796,7 @@
         <w:pStyle w:val="Compact"/>
         <w:numPr>
           <w:ilvl w:val="0"/>
-          <w:numId w:val="1009"/>
+          <w:numId w:val="1008"/>
         </w:numPr>
       </w:pPr>
       <m:oMath>
@@ -15585,8 +15884,8 @@
         <w:t xml:space="preserve">.</w:t>
       </w:r>
     </w:p>
-    <w:bookmarkEnd w:id="50"/>
-    <w:bookmarkStart w:id="51" w:name="def-commutative"/>
+    <w:bookmarkEnd w:id="54"/>
+    <w:bookmarkStart w:id="55" w:name="def-commutative"/>
     <w:p>
       <w:pPr>
         <w:pStyle w:val="FirstParagraph"/>
@@ -15596,7 +15895,7 @@
           <w:b/>
           <w:bCs/>
         </w:rPr>
-        <w:t xml:space="preserve">Definition 9 (Commutative operation)</w:t>
+        <w:t xml:space="preserve">Definition 13 (Commutative operation)</w:t>
       </w:r>
       <w:r>
         <w:t xml:space="preserve"> </w:t>
@@ -15640,7 +15939,7 @@
           <w:rPr>
             <w:rStyle w:val="Hyperlink"/>
           </w:rPr>
-          <w:t xml:space="preserve">Definition 8</w:t>
+          <w:t xml:space="preserve">Definition 12</w:t>
         </w:r>
       </w:hyperlink>
       <w:r>
@@ -15801,8 +16100,8 @@
         <w:t xml:space="preserve">.</w:t>
       </w:r>
     </w:p>
-    <w:bookmarkEnd w:id="51"/>
-    <w:bookmarkStart w:id="52" w:name="exm-commutative"/>
+    <w:bookmarkEnd w:id="55"/>
+    <w:bookmarkStart w:id="56" w:name="exm-commutative"/>
     <w:p>
       <w:pPr>
         <w:pStyle w:val="BodyText"/>
@@ -15825,7 +16124,7 @@
       <w:pPr>
         <w:numPr>
           <w:ilvl w:val="0"/>
-          <w:numId w:val="1010"/>
+          <w:numId w:val="1009"/>
         </w:numPr>
       </w:pPr>
       <w:r>
@@ -15905,7 +16204,7 @@
       <w:pPr>
         <w:numPr>
           <w:ilvl w:val="0"/>
-          <w:numId w:val="1010"/>
+          <w:numId w:val="1009"/>
         </w:numPr>
       </w:pPr>
       <w:r>
@@ -15976,8 +16275,8 @@
         <w:t xml:space="preserve">.</w:t>
       </w:r>
     </w:p>
-    <w:bookmarkEnd w:id="52"/>
-    <w:bookmarkStart w:id="53" w:name="def-associative"/>
+    <w:bookmarkEnd w:id="56"/>
+    <w:bookmarkStart w:id="57" w:name="def-associative"/>
     <w:p>
       <w:pPr>
         <w:pStyle w:val="FirstParagraph"/>
@@ -15987,7 +16286,7 @@
           <w:b/>
           <w:bCs/>
         </w:rPr>
-        <w:t xml:space="preserve">Definition 10 (Associative operation)</w:t>
+        <w:t xml:space="preserve">Definition 14 (Associative operation)</w:t>
       </w:r>
       <w:r>
         <w:t xml:space="preserve"> </w:t>
@@ -16031,7 +16330,7 @@
           <w:rPr>
             <w:rStyle w:val="Hyperlink"/>
           </w:rPr>
-          <w:t xml:space="preserve">Definition 8</w:t>
+          <w:t xml:space="preserve">Definition 12</w:t>
         </w:r>
       </w:hyperlink>
       <w:r>
@@ -16187,8 +16486,8 @@
         <w:t xml:space="preserve">which pair is combined first does not matter.</w:t>
       </w:r>
     </w:p>
-    <w:bookmarkEnd w:id="53"/>
-    <w:bookmarkStart w:id="54" w:name="exm-associative"/>
+    <w:bookmarkEnd w:id="57"/>
+    <w:bookmarkStart w:id="58" w:name="exm-associative"/>
     <w:p>
       <w:pPr>
         <w:pStyle w:val="BodyText"/>
@@ -16211,7 +16510,7 @@
       <w:pPr>
         <w:numPr>
           <w:ilvl w:val="0"/>
-          <w:numId w:val="1011"/>
+          <w:numId w:val="1010"/>
         </w:numPr>
       </w:pPr>
       <w:r>
@@ -16413,7 +16712,7 @@
       <w:pPr>
         <w:numPr>
           <w:ilvl w:val="0"/>
-          <w:numId w:val="1011"/>
+          <w:numId w:val="1010"/>
         </w:numPr>
       </w:pPr>
       <w:r>
@@ -16611,8 +16910,8 @@
         </m:oMath>
       </m:oMathPara>
     </w:p>
-    <w:bookmarkEnd w:id="54"/>
-    <w:bookmarkStart w:id="55" w:name="thm-add-ident"/>
+    <w:bookmarkEnd w:id="58"/>
+    <w:bookmarkStart w:id="59" w:name="thm-add-ident"/>
     <w:p>
       <w:pPr>
         <w:pStyle w:val="FirstParagraph"/>
@@ -16658,8 +16957,8 @@
         </m:oMath>
       </m:oMathPara>
     </w:p>
-    <w:bookmarkEnd w:id="55"/>
-    <w:bookmarkStart w:id="56" w:name="thm-sum-symmetric"/>
+    <w:bookmarkEnd w:id="59"/>
+    <w:bookmarkStart w:id="60" w:name="thm-sum-symmetric"/>
     <w:p>
       <w:pPr>
         <w:pStyle w:val="FirstParagraph"/>
@@ -16714,8 +17013,8 @@
         </m:oMath>
       </m:oMathPara>
     </w:p>
-    <w:bookmarkEnd w:id="56"/>
-    <w:bookmarkStart w:id="57" w:name="thm-sum-assoc"/>
+    <w:bookmarkEnd w:id="60"/>
+    <w:bookmarkStart w:id="61" w:name="thm-sum-assoc"/>
     <w:p>
       <w:pPr>
         <w:pStyle w:val="FirstParagraph"/>
@@ -16824,8 +17123,8 @@
         </m:oMath>
       </m:oMathPara>
     </w:p>
-    <w:bookmarkEnd w:id="57"/>
-    <w:bookmarkStart w:id="58" w:name="exm-sum-assoc"/>
+    <w:bookmarkEnd w:id="61"/>
+    <w:bookmarkStart w:id="62" w:name="exm-sum-assoc"/>
     <w:p>
       <w:pPr>
         <w:pStyle w:val="FirstParagraph"/>
@@ -17026,9 +17325,9 @@
         </m:oMath>
       </m:oMathPara>
     </w:p>
-    <w:bookmarkEnd w:id="58"/>
-    <w:bookmarkEnd w:id="59"/>
-    <w:bookmarkStart w:id="63" w:name="products"/>
+    <w:bookmarkEnd w:id="62"/>
+    <w:bookmarkEnd w:id="63"/>
+    <w:bookmarkStart w:id="67" w:name="products"/>
     <w:p>
       <w:pPr>
         <w:pStyle w:val="Heading2"/>
@@ -17037,7 +17336,7 @@
         <w:t xml:space="preserve">4 Products</w:t>
       </w:r>
     </w:p>
-    <w:bookmarkStart w:id="60" w:name="thm-mult-one"/>
+    <w:bookmarkStart w:id="64" w:name="thm-mult-one"/>
     <w:p>
       <w:pPr>
         <w:pStyle w:val="FirstParagraph"/>
@@ -17083,8 +17382,8 @@
         </m:oMath>
       </m:oMathPara>
     </w:p>
-    <w:bookmarkEnd w:id="60"/>
-    <w:bookmarkStart w:id="61" w:name="thm-prod-symmetric"/>
+    <w:bookmarkEnd w:id="64"/>
+    <w:bookmarkStart w:id="65" w:name="thm-prod-symmetric"/>
     <w:p>
       <w:pPr>
         <w:pStyle w:val="FirstParagraph"/>
@@ -17139,8 +17438,8 @@
         </m:oMath>
       </m:oMathPara>
     </w:p>
-    <w:bookmarkEnd w:id="61"/>
-    <w:bookmarkStart w:id="62" w:name="thm-prod-assoc"/>
+    <w:bookmarkEnd w:id="65"/>
+    <w:bookmarkStart w:id="66" w:name="thm-prod-assoc"/>
     <w:p>
       <w:pPr>
         <w:pStyle w:val="FirstParagraph"/>
@@ -17237,9 +17536,9 @@
         </m:oMath>
       </m:oMathPara>
     </w:p>
-    <w:bookmarkEnd w:id="62"/>
-    <w:bookmarkEnd w:id="63"/>
-    <w:bookmarkStart w:id="65" w:name="division"/>
+    <w:bookmarkEnd w:id="66"/>
+    <w:bookmarkEnd w:id="67"/>
+    <w:bookmarkStart w:id="69" w:name="division"/>
     <w:p>
       <w:pPr>
         <w:pStyle w:val="Heading2"/>
@@ -17248,7 +17547,7 @@
         <w:t xml:space="preserve">5 Division</w:t>
       </w:r>
     </w:p>
-    <w:bookmarkStart w:id="64" w:name="thm-prod-div"/>
+    <w:bookmarkStart w:id="68" w:name="thm-prod-div"/>
     <w:p>
       <w:pPr>
         <w:pStyle w:val="FirstParagraph"/>
@@ -17344,9 +17643,9 @@
         </m:oMath>
       </m:oMathPara>
     </w:p>
-    <w:bookmarkEnd w:id="64"/>
-    <w:bookmarkEnd w:id="65"/>
-    <w:bookmarkStart w:id="77" w:name="sums-and-products-together"/>
+    <w:bookmarkEnd w:id="68"/>
+    <w:bookmarkEnd w:id="69"/>
+    <w:bookmarkStart w:id="82" w:name="sums-and-products-together"/>
     <w:p>
       <w:pPr>
         <w:pStyle w:val="Heading2"/>
@@ -17355,7 +17654,7 @@
         <w:t xml:space="preserve">6 Sums and products together</w:t>
       </w:r>
     </w:p>
-    <w:bookmarkStart w:id="66" w:name="def-distributes-over"/>
+    <w:bookmarkStart w:id="70" w:name="def-distributes-over"/>
     <w:p>
       <w:pPr>
         <w:pStyle w:val="FirstParagraph"/>
@@ -17365,7 +17664,7 @@
           <w:b/>
           <w:bCs/>
         </w:rPr>
-        <w:t xml:space="preserve">Definition 11 (Distributes over)</w:t>
+        <w:t xml:space="preserve">Definition 15 (Distributes over)</w:t>
       </w:r>
       <w:r>
         <w:t xml:space="preserve"> </w:t>
@@ -17597,8 +17896,8 @@
         <w:t xml:space="preserve">.</w:t>
       </w:r>
     </w:p>
-    <w:bookmarkEnd w:id="66"/>
-    <w:bookmarkStart w:id="67" w:name="exm-addition-not-distributive"/>
+    <w:bookmarkEnd w:id="70"/>
+    <w:bookmarkStart w:id="71" w:name="exm-addition-not-distributive"/>
     <w:p>
       <w:pPr>
         <w:pStyle w:val="BodyText"/>
@@ -17835,7 +18134,7 @@
           <w:rPr>
             <w:rStyle w:val="Hyperlink"/>
           </w:rPr>
-          <w:t xml:space="preserve">Definition 11</w:t>
+          <w:t xml:space="preserve">Definition 15</w:t>
         </w:r>
       </w:hyperlink>
       <w:r>
@@ -17900,8 +18199,8 @@
         <w:t xml:space="preserve">.</w:t>
       </w:r>
     </w:p>
-    <w:bookmarkEnd w:id="67"/>
-    <w:bookmarkStart w:id="68" w:name="def-distributive"/>
+    <w:bookmarkEnd w:id="71"/>
+    <w:bookmarkStart w:id="72" w:name="def-distributive"/>
     <w:p>
       <w:pPr>
         <w:pStyle w:val="BodyText"/>
@@ -17911,7 +18210,7 @@
           <w:b/>
           <w:bCs/>
         </w:rPr>
-        <w:t xml:space="preserve">Definition 12 (Distributive law)</w:t>
+        <w:t xml:space="preserve">Definition 16 (Distributive law)</w:t>
       </w:r>
       <w:r>
         <w:t xml:space="preserve"> </w:t>
@@ -17946,7 +18245,7 @@
           <w:rPr>
             <w:rStyle w:val="Hyperlink"/>
           </w:rPr>
-          <w:t xml:space="preserve">Definition 11</w:t>
+          <w:t xml:space="preserve">Definition 15</w:t>
         </w:r>
       </w:hyperlink>
       <w:r>
@@ -18087,8 +18386,8 @@
         <w:t xml:space="preserve">.</w:t>
       </w:r>
     </w:p>
-    <w:bookmarkEnd w:id="68"/>
-    <w:bookmarkStart w:id="69" w:name="exm-distributive"/>
+    <w:bookmarkEnd w:id="72"/>
+    <w:bookmarkStart w:id="73" w:name="exm-distributive"/>
     <w:p>
       <w:pPr>
         <w:pStyle w:val="BodyText"/>
@@ -18310,8 +18609,8 @@
         </m:oMath>
       </m:oMathPara>
     </w:p>
-    <w:bookmarkEnd w:id="69"/>
-    <w:bookmarkStart w:id="70" w:name="thm-mult-distr"/>
+    <w:bookmarkEnd w:id="73"/>
+    <w:bookmarkStart w:id="74" w:name="thm-mult-distr"/>
     <w:p>
       <w:pPr>
         <w:pStyle w:val="FirstParagraph"/>
@@ -18387,8 +18686,8 @@
         </m:oMath>
       </m:oMathPara>
     </w:p>
-    <w:bookmarkEnd w:id="70"/>
-    <w:bookmarkStart w:id="71" w:name="def-like-terms"/>
+    <w:bookmarkEnd w:id="74"/>
+    <w:bookmarkStart w:id="75" w:name="def-like-terms"/>
     <w:p>
       <w:pPr>
         <w:pStyle w:val="FirstParagraph"/>
@@ -18398,7 +18697,7 @@
           <w:b/>
           <w:bCs/>
         </w:rPr>
-        <w:t xml:space="preserve">Definition 13 (Like terms)</w:t>
+        <w:t xml:space="preserve">Definition 17 (Like terms)</w:t>
       </w:r>
       <w:r>
         <w:t xml:space="preserve"> </w:t>
@@ -18560,6 +18859,20 @@
       <w:r>
         <w:t xml:space="preserve">is that product.</w:t>
       </w:r>
+    </w:p>
+    <w:bookmarkEnd w:id="75"/>
+    <w:bookmarkStart w:id="76" w:name="def-collect-like-terms"/>
+    <w:p>
+      <w:pPr>
+        <w:pStyle w:val="BodyText"/>
+      </w:pPr>
+      <w:r>
+        <w:rPr>
+          <w:b/>
+          <w:bCs/>
+        </w:rPr>
+        <w:t xml:space="preserve">Definition 18 (Collecting like terms)</w:t>
+      </w:r>
       <w:r>
         <w:t xml:space="preserve"> </w:t>
       </w:r>
@@ -18580,7 +18893,18 @@
         <w:t xml:space="preserve"> </w:t>
       </w:r>
       <w:r>
-        <w:t xml:space="preserve">like terms is to replace their sum by one term,</w:t>
+        <w:t xml:space="preserve">like terms (</w:t>
+      </w:r>
+      <w:hyperlink w:anchor="def-like-terms">
+        <w:r>
+          <w:rPr>
+            <w:rStyle w:val="Hyperlink"/>
+          </w:rPr>
+          <w:t xml:space="preserve">Definition 17</w:t>
+        </w:r>
+      </w:hyperlink>
+      <w:r>
+        <w:t xml:space="preserve">) is to replace their sum by one term,</w:t>
       </w:r>
       <w:r>
         <w:t xml:space="preserve"> </w:t>
@@ -18695,8 +19019,8 @@
         <w:t xml:space="preserve">.</w:t>
       </w:r>
     </w:p>
-    <w:bookmarkEnd w:id="71"/>
-    <w:bookmarkStart w:id="72" w:name="exm-like-terms"/>
+    <w:bookmarkEnd w:id="76"/>
+    <w:bookmarkStart w:id="77" w:name="exm-like-terms"/>
     <w:p>
       <w:pPr>
         <w:pStyle w:val="BodyText"/>
@@ -18719,7 +19043,7 @@
       <w:pPr>
         <w:numPr>
           <w:ilvl w:val="0"/>
-          <w:numId w:val="1012"/>
+          <w:numId w:val="1011"/>
         </w:numPr>
       </w:pPr>
       <m:oMath>
@@ -18905,7 +19229,7 @@
       <w:pPr>
         <w:numPr>
           <w:ilvl w:val="0"/>
-          <w:numId w:val="1012"/>
+          <w:numId w:val="1011"/>
         </w:numPr>
       </w:pPr>
       <m:oMath>
@@ -18963,8 +19287,8 @@
         <w:t xml:space="preserve">appears to different powers.</w:t>
       </w:r>
     </w:p>
-    <w:bookmarkEnd w:id="72"/>
-    <w:bookmarkStart w:id="73" w:name="exr-square-of-a-sum"/>
+    <w:bookmarkEnd w:id="77"/>
+    <w:bookmarkStart w:id="78" w:name="exr-square-of-a-sum"/>
     <w:p>
       <w:pPr>
         <w:pStyle w:val="FirstParagraph"/>
@@ -19146,8 +19470,8 @@
         <w:t xml:space="preserve">using only the distributive law and the rules above.</w:t>
       </w:r>
     </w:p>
-    <w:bookmarkEnd w:id="73"/>
-    <w:bookmarkStart w:id="74" w:name="sol-square-of-a-sum"/>
+    <w:bookmarkEnd w:id="78"/>
+    <w:bookmarkStart w:id="79" w:name="sol-square-of-a-sum"/>
     <w:p>
       <w:pPr>
         <w:pStyle w:val="BodyText"/>
@@ -19906,7 +20230,7 @@
                   <m:nor/>
                   <m:sty m:val="p"/>
                 </m:rPr>
-                <m:t>Definition 13</m:t>
+                <m:t>Definition 18</m:t>
               </m:r>
               <m:r>
                 <m:rPr>
@@ -20011,8 +20335,8 @@
         <w:t xml:space="preserve">to drop the parentheses.</w:t>
       </w:r>
     </w:p>
-    <w:bookmarkEnd w:id="74"/>
-    <w:bookmarkStart w:id="75" w:name="thm-square-of-a-sum"/>
+    <w:bookmarkEnd w:id="79"/>
+    <w:bookmarkStart w:id="80" w:name="thm-square-of-a-sum"/>
     <w:p>
       <w:pPr>
         <w:pStyle w:val="BodyText"/>
@@ -20152,7 +20476,7 @@
         </m:oMath>
       </m:oMathPara>
     </w:p>
-    <w:bookmarkEnd w:id="75"/>
+    <w:bookmarkEnd w:id="80"/>
     <w:p>
       <w:pPr>
         <w:pStyle w:val="FirstParagraph"/>
@@ -20185,7 +20509,7 @@
         <w:t xml:space="preserve">.</w:t>
       </w:r>
     </w:p>
-    <w:bookmarkStart w:id="76" w:name="rem-square-of-a-difference"/>
+    <w:bookmarkStart w:id="81" w:name="rem-square-of-a-difference"/>
     <w:p>
       <w:pPr>
         <w:pStyle w:val="BodyText"/>
@@ -20722,9 +21046,9 @@
         </m:oMath>
       </m:oMathPara>
     </w:p>
-    <w:bookmarkEnd w:id="76"/>
-    <w:bookmarkEnd w:id="77"/>
-    <w:bookmarkStart w:id="97" w:name="sec-summation"/>
+    <w:bookmarkEnd w:id="81"/>
+    <w:bookmarkEnd w:id="82"/>
+    <w:bookmarkStart w:id="104" w:name="sec-summation"/>
     <w:p>
       <w:pPr>
         <w:pStyle w:val="Heading2"/>
@@ -20733,7 +21057,7 @@
         <w:t xml:space="preserve">7 Summation notation</w:t>
       </w:r>
     </w:p>
-    <w:bookmarkStart w:id="78" w:name="exr-expand-a-sum"/>
+    <w:bookmarkStart w:id="83" w:name="exr-expand-a-sum"/>
     <w:p>
       <w:pPr>
         <w:pStyle w:val="FirstParagraph"/>
@@ -20809,7 +21133,7 @@
         <w:pStyle w:val="Compact"/>
         <w:numPr>
           <w:ilvl w:val="0"/>
-          <w:numId w:val="1013"/>
+          <w:numId w:val="1012"/>
         </w:numPr>
       </w:pPr>
       <w:r>
@@ -20821,7 +21145,7 @@
         <w:pStyle w:val="Compact"/>
         <w:numPr>
           <w:ilvl w:val="0"/>
-          <w:numId w:val="1013"/>
+          <w:numId w:val="1012"/>
         </w:numPr>
       </w:pPr>
       <w:r>
@@ -20985,8 +21309,8 @@
         <w:t xml:space="preserve">symbol.</w:t>
       </w:r>
     </w:p>
-    <w:bookmarkEnd w:id="78"/>
-    <w:bookmarkStart w:id="79" w:name="sol-expand-a-sum"/>
+    <w:bookmarkEnd w:id="83"/>
+    <w:bookmarkStart w:id="84" w:name="sol-expand-a-sum"/>
     <w:p>
       <w:pPr>
         <w:pStyle w:val="FirstParagraph"/>
@@ -21006,7 +21330,7 @@
       <w:pPr>
         <w:numPr>
           <w:ilvl w:val="0"/>
-          <w:numId w:val="1014"/>
+          <w:numId w:val="1013"/>
         </w:numPr>
       </w:pPr>
       <w:r>
@@ -21259,7 +21583,7 @@
       <w:pPr>
         <w:numPr>
           <w:ilvl w:val="0"/>
-          <w:numId w:val="1014"/>
+          <w:numId w:val="1013"/>
         </w:numPr>
       </w:pPr>
       <w:r>
@@ -21700,8 +22024,8 @@
         </m:oMath>
       </m:oMathPara>
     </w:p>
-    <w:bookmarkEnd w:id="79"/>
-    <w:bookmarkStart w:id="80" w:name="def-summation"/>
+    <w:bookmarkEnd w:id="84"/>
+    <w:bookmarkStart w:id="86" w:name="def-summation"/>
     <w:p>
       <w:pPr>
         <w:pStyle w:val="FirstParagraph"/>
@@ -21711,7 +22035,7 @@
           <w:b/>
           <w:bCs/>
         </w:rPr>
-        <w:t xml:space="preserve">Definition 14 (Summation notation)</w:t>
+        <w:t xml:space="preserve">Definition 19 (Summation notation)</w:t>
       </w:r>
       <w:r>
         <w:t xml:space="preserve"> </w:t>
@@ -22068,6 +22392,74 @@
         <w:pStyle w:val="FirstParagraph"/>
       </w:pPr>
       <w:r>
+        <w:t xml:space="preserve">The numbers</w:t>
+      </w:r>
+      <w:r>
+        <w:t xml:space="preserve"> </w:t>
+      </w:r>
+      <m:oMath>
+        <m:r>
+          <m:t>m</m:t>
+        </m:r>
+      </m:oMath>
+      <w:r>
+        <w:t xml:space="preserve"> </w:t>
+      </w:r>
+      <w:r>
+        <w:t xml:space="preserve">and</w:t>
+      </w:r>
+      <w:r>
+        <w:t xml:space="preserve"> </w:t>
+      </w:r>
+      <m:oMath>
+        <m:r>
+          <m:t>n</m:t>
+        </m:r>
+      </m:oMath>
+      <w:r>
+        <w:t xml:space="preserve"> </w:t>
+      </w:r>
+      <w:r>
+        <w:t xml:space="preserve">are its lower and upper limits,</w:t>
+      </w:r>
+      <w:r>
+        <w:t xml:space="preserve"> </w:t>
+      </w:r>
+      <w:r>
+        <w:t xml:space="preserve">defined in the</w:t>
+      </w:r>
+      <w:r>
+        <w:t xml:space="preserve"> </w:t>
+      </w:r>
+      <w:hyperlink r:id="rId85">
+        <w:r>
+          <w:rPr>
+            <w:rStyle w:val="Hyperlink"/>
+          </w:rPr>
+          <w:t xml:space="preserve">notation for limits of a sum</w:t>
+        </w:r>
+      </w:hyperlink>
+      <w:r>
+        <w:t xml:space="preserve">.</w:t>
+      </w:r>
+    </w:p>
+    <w:bookmarkEnd w:id="86"/>
+    <w:bookmarkStart w:id="87" w:name="def-summation-index"/>
+    <w:p>
+      <w:pPr>
+        <w:pStyle w:val="BodyText"/>
+      </w:pPr>
+      <w:r>
+        <w:rPr>
+          <w:b/>
+          <w:bCs/>
+        </w:rPr>
+        <w:t xml:space="preserve">Definition 20 (Index of a sum)</w:t>
+      </w:r>
+      <w:r>
+        <w:t xml:space="preserve"> </w:t>
+      </w:r>
+      <w:r>
         <w:t xml:space="preserve">The variable</w:t>
       </w:r>
       <w:r>
@@ -22082,7 +22474,70 @@
         <w:t xml:space="preserve"> </w:t>
       </w:r>
       <w:r>
-        <w:t xml:space="preserve">is the</w:t>
+        <w:t xml:space="preserve">in</w:t>
+      </w:r>
+      <w:r>
+        <w:t xml:space="preserve"> </w:t>
+      </w:r>
+      <m:oMath>
+        <m:nary>
+          <m:naryPr>
+            <m:chr m:val="∑"/>
+            <m:limLoc m:val="undOvr"/>
+            <m:subHide m:val="off"/>
+            <m:supHide m:val="off"/>
+          </m:naryPr>
+          <m:sub>
+            <m:r>
+              <m:t>i</m:t>
+            </m:r>
+            <m:r>
+              <m:rPr>
+                <m:sty m:val="p"/>
+              </m:rPr>
+              <m:t>=</m:t>
+            </m:r>
+            <m:r>
+              <m:t>m</m:t>
+            </m:r>
+          </m:sub>
+          <m:sup>
+            <m:r>
+              <m:t>n</m:t>
+            </m:r>
+          </m:sup>
+          <m:e>
+            <m:sSub>
+              <m:e>
+                <m:r>
+                  <m:t>a</m:t>
+                </m:r>
+              </m:e>
+              <m:sub>
+                <m:r>
+                  <m:t>i</m:t>
+                </m:r>
+              </m:sub>
+            </m:sSub>
+          </m:e>
+        </m:nary>
+      </m:oMath>
+      <w:r>
+        <w:t xml:space="preserve"> </w:t>
+      </w:r>
+      <w:r>
+        <w:t xml:space="preserve">(</w:t>
+      </w:r>
+      <w:hyperlink w:anchor="def-summation">
+        <w:r>
+          <w:rPr>
+            <w:rStyle w:val="Hyperlink"/>
+          </w:rPr>
+          <w:t xml:space="preserve">Definition 19</w:t>
+        </w:r>
+      </w:hyperlink>
+      <w:r>
+        <w:t xml:space="preserve">) is the</w:t>
       </w:r>
       <w:r>
         <w:t xml:space="preserve"> </w:t>
@@ -22098,68 +22553,11 @@
         <w:t xml:space="preserve"> </w:t>
       </w:r>
       <w:r>
-        <w:t xml:space="preserve">of the sum;</w:t>
-      </w:r>
-      <w:r>
-        <w:t xml:space="preserve"> </w:t>
-      </w:r>
-      <m:oMath>
-        <m:r>
-          <m:t>m</m:t>
-        </m:r>
-      </m:oMath>
-      <w:r>
-        <w:t xml:space="preserve"> </w:t>
-      </w:r>
-      <w:r>
-        <w:t xml:space="preserve">and</w:t>
-      </w:r>
-      <w:r>
-        <w:t xml:space="preserve"> </w:t>
-      </w:r>
-      <m:oMath>
-        <m:r>
-          <m:t>n</m:t>
-        </m:r>
-      </m:oMath>
-      <w:r>
-        <w:t xml:space="preserve"> </w:t>
-      </w:r>
-      <w:r>
-        <w:t xml:space="preserve">are its</w:t>
-      </w:r>
-      <w:r>
-        <w:t xml:space="preserve"> </w:t>
-      </w:r>
-      <w:r>
-        <w:rPr>
-          <w:b/>
-          <w:bCs/>
-        </w:rPr>
-        <w:t xml:space="preserve">lower</w:t>
-      </w:r>
-      <w:r>
-        <w:t xml:space="preserve"> </w:t>
-      </w:r>
-      <w:r>
-        <w:t xml:space="preserve">and</w:t>
-      </w:r>
-      <w:r>
-        <w:t xml:space="preserve"> </w:t>
-      </w:r>
-      <w:r>
-        <w:rPr>
-          <w:b/>
-          <w:bCs/>
-        </w:rPr>
-        <w:t xml:space="preserve">upper limits</w:t>
-      </w:r>
-      <w:r>
-        <w:t xml:space="preserve">.</w:t>
+        <w:t xml:space="preserve">of the sum.</w:t>
       </w:r>
     </w:p>
-    <w:bookmarkEnd w:id="80"/>
-    <w:bookmarkStart w:id="81" w:name="rem-summation-index"/>
+    <w:bookmarkEnd w:id="87"/>
+    <w:bookmarkStart w:id="88" w:name="rem-summation-index"/>
     <w:p>
       <w:pPr>
         <w:pStyle w:val="BodyText"/>
@@ -22486,8 +22884,8 @@
         </m:oMath>
       </m:oMathPara>
     </w:p>
-    <w:bookmarkEnd w:id="81"/>
-    <w:bookmarkStart w:id="82" w:name="def-empty-sum"/>
+    <w:bookmarkEnd w:id="88"/>
+    <w:bookmarkStart w:id="89" w:name="def-empty-sum"/>
     <w:p>
       <w:pPr>
         <w:pStyle w:val="FirstParagraph"/>
@@ -22497,7 +22895,7 @@
           <w:b/>
           <w:bCs/>
         </w:rPr>
-        <w:t xml:space="preserve">Definition 15 (Empty sum)</w:t>
+        <w:t xml:space="preserve">Definition 21 (Empty sum)</w:t>
       </w:r>
       <w:r>
         <w:t xml:space="preserve"> </w:t>
@@ -22678,8 +23076,8 @@
         <w:t xml:space="preserve">.</w:t>
       </w:r>
     </w:p>
-    <w:bookmarkEnd w:id="82"/>
-    <w:bookmarkStart w:id="83" w:name="exr-sum-rules"/>
+    <w:bookmarkEnd w:id="89"/>
+    <w:bookmarkStart w:id="90" w:name="exr-sum-rules"/>
     <w:p>
       <w:pPr>
         <w:pStyle w:val="BodyText"/>
@@ -22843,7 +23241,7 @@
           <w:rPr>
             <w:rStyle w:val="Hyperlink"/>
           </w:rPr>
-          <w:t xml:space="preserve">Definition 14</w:t>
+          <w:t xml:space="preserve">Definition 19</w:t>
         </w:r>
       </w:hyperlink>
       <w:r>
@@ -22858,7 +23256,7 @@
         <w:pStyle w:val="Compact"/>
         <w:numPr>
           <w:ilvl w:val="0"/>
-          <w:numId w:val="1015"/>
+          <w:numId w:val="1014"/>
         </w:numPr>
       </w:pPr>
       <m:oMath>
@@ -22969,7 +23367,7 @@
         <w:pStyle w:val="Compact"/>
         <w:numPr>
           <w:ilvl w:val="0"/>
-          <w:numId w:val="1015"/>
+          <w:numId w:val="1014"/>
         </w:numPr>
       </w:pPr>
       <m:oMath>
@@ -23155,8 +23553,8 @@
         <w:t xml:space="preserve">Does either argument depend on there being exactly three terms?</w:t>
       </w:r>
     </w:p>
-    <w:bookmarkEnd w:id="83"/>
-    <w:bookmarkStart w:id="84" w:name="sol-sum-rules"/>
+    <w:bookmarkEnd w:id="90"/>
+    <w:bookmarkStart w:id="91" w:name="sol-sum-rules"/>
     <w:p>
       <w:pPr>
         <w:pStyle w:val="BodyText"/>
@@ -23182,7 +23580,7 @@
           <w:rPr>
             <w:rStyle w:val="Hyperlink"/>
           </w:rPr>
-          <w:t xml:space="preserve">Definition 14</w:t>
+          <w:t xml:space="preserve">Definition 19</w:t>
         </w:r>
       </w:hyperlink>
       <w:r>
@@ -23250,7 +23648,7 @@
       <w:pPr>
         <w:numPr>
           <w:ilvl w:val="0"/>
-          <w:numId w:val="1016"/>
+          <w:numId w:val="1015"/>
         </w:numPr>
       </w:pPr>
       <w:r>
@@ -23582,7 +23980,7 @@
       <w:pPr>
         <w:numPr>
           <w:ilvl w:val="0"/>
-          <w:numId w:val="1016"/>
+          <w:numId w:val="1015"/>
         </w:numPr>
       </w:pPr>
       <w:r>
@@ -24136,8 +24534,8 @@
         <w:t xml:space="preserve">the same steps work for any lower and upper limits.</w:t>
       </w:r>
     </w:p>
-    <w:bookmarkEnd w:id="84"/>
-    <w:bookmarkStart w:id="85" w:name="thm-sum-constant-factor"/>
+    <w:bookmarkEnd w:id="91"/>
+    <w:bookmarkStart w:id="92" w:name="thm-sum-constant-factor"/>
     <w:p>
       <w:pPr>
         <w:pStyle w:val="BodyText"/>
@@ -24329,7 +24727,7 @@
         </m:oMath>
       </m:oMathPara>
     </w:p>
-    <w:bookmarkEnd w:id="85"/>
+    <w:bookmarkEnd w:id="92"/>
     <w:p>
       <w:pPr>
         <w:pStyle w:val="FirstParagraph"/>
@@ -24362,7 +24760,7 @@
         <w:t xml:space="preserve">, part 1.</w:t>
       </w:r>
     </w:p>
-    <w:bookmarkStart w:id="86" w:name="thm-sum-of-sums"/>
+    <w:bookmarkStart w:id="93" w:name="thm-sum-of-sums"/>
     <w:p>
       <w:pPr>
         <w:pStyle w:val="BodyText"/>
@@ -24665,7 +25063,7 @@
         </m:oMath>
       </m:oMathPara>
     </w:p>
-    <w:bookmarkEnd w:id="86"/>
+    <w:bookmarkEnd w:id="93"/>
     <w:p>
       <w:pPr>
         <w:pStyle w:val="FirstParagraph"/>
@@ -24698,7 +25096,7 @@
         <w:t xml:space="preserve">, part 2.</w:t>
       </w:r>
     </w:p>
-    <w:bookmarkStart w:id="87" w:name="exr-sum-over-set"/>
+    <w:bookmarkStart w:id="94" w:name="exr-sum-over-set"/>
     <w:p>
       <w:pPr>
         <w:pStyle w:val="BodyText"/>
@@ -24947,7 +25345,7 @@
         <w:pStyle w:val="Compact"/>
         <w:numPr>
           <w:ilvl w:val="0"/>
-          <w:numId w:val="1017"/>
+          <w:numId w:val="1016"/>
         </w:numPr>
       </w:pPr>
       <w:r>
@@ -25040,7 +25438,7 @@
         <w:pStyle w:val="Compact"/>
         <w:numPr>
           <w:ilvl w:val="0"/>
-          <w:numId w:val="1017"/>
+          <w:numId w:val="1016"/>
         </w:numPr>
       </w:pPr>
       <w:r>
@@ -25073,8 +25471,8 @@
         <w:t xml:space="preserve">Is the total the same?</w:t>
       </w:r>
     </w:p>
-    <w:bookmarkEnd w:id="87"/>
-    <w:bookmarkStart w:id="88" w:name="sol-sum-over-set"/>
+    <w:bookmarkEnd w:id="94"/>
+    <w:bookmarkStart w:id="95" w:name="sol-sum-over-set"/>
     <w:p>
       <w:pPr>
         <w:pStyle w:val="FirstParagraph"/>
@@ -25094,7 +25492,7 @@
       <w:pPr>
         <w:numPr>
           <w:ilvl w:val="0"/>
-          <w:numId w:val="1018"/>
+          <w:numId w:val="1017"/>
         </w:numPr>
       </w:pPr>
       <w:r>
@@ -25400,7 +25798,7 @@
       <w:pPr>
         <w:numPr>
           <w:ilvl w:val="0"/>
-          <w:numId w:val="1018"/>
+          <w:numId w:val="1017"/>
         </w:numPr>
       </w:pPr>
       <w:r>
@@ -25534,8 +25932,8 @@
         <w:t xml:space="preserve">because addition does not depend on the order of the terms.</w:t>
       </w:r>
     </w:p>
-    <w:bookmarkEnd w:id="88"/>
-    <w:bookmarkStart w:id="91" w:name="def-sum-over-set"/>
+    <w:bookmarkEnd w:id="95"/>
+    <w:bookmarkStart w:id="98" w:name="def-sum-over-set"/>
     <w:p>
       <w:pPr>
         <w:pStyle w:val="FirstParagraph"/>
@@ -25545,7 +25943,7 @@
           <w:b/>
           <w:bCs/>
         </w:rPr>
-        <w:t xml:space="preserve">Definition 16 (Sum over a finite set)</w:t>
+        <w:t xml:space="preserve">Definition 22 (Sum over a finite set)</w:t>
       </w:r>
       <w:r>
         <w:t xml:space="preserve"> </w:t>
@@ -25652,7 +26050,7 @@
       <w:r>
         <w:t xml:space="preserve"> </w:t>
       </w:r>
-      <w:hyperlink r:id="rId89">
+      <w:hyperlink r:id="rId96">
         <w:r>
           <w:rPr>
             <w:rStyle w:val="Hyperlink"/>
@@ -25663,7 +26061,7 @@
       <w:r>
         <w:t xml:space="preserve"> </w:t>
       </w:r>
-      <w:hyperlink r:id="rId90">
+      <w:hyperlink r:id="rId97">
         <w:r>
           <w:rPr>
             <w:rStyle w:val="Hyperlink"/>
@@ -26074,8 +26472,8 @@
         <w:t xml:space="preserve">.</w:t>
       </w:r>
     </w:p>
-    <w:bookmarkEnd w:id="91"/>
-    <w:bookmarkStart w:id="92" w:name="rem-sum-over-set-order"/>
+    <w:bookmarkEnd w:id="98"/>
+    <w:bookmarkStart w:id="99" w:name="rem-sum-over-set-order"/>
     <w:p>
       <w:pPr>
         <w:pStyle w:val="BodyText"/>
@@ -26581,15 +26979,15 @@
           <w:rPr>
             <w:rStyle w:val="Hyperlink"/>
           </w:rPr>
-          <w:t xml:space="preserve">Definition 14</w:t>
+          <w:t xml:space="preserve">Definition 19</w:t>
         </w:r>
       </w:hyperlink>
       <w:r>
         <w:t xml:space="preserve">.</w:t>
       </w:r>
     </w:p>
-    <w:bookmarkEnd w:id="92"/>
-    <w:bookmarkStart w:id="95" w:name="rem-sum-without-set"/>
+    <w:bookmarkEnd w:id="99"/>
+    <w:bookmarkStart w:id="102" w:name="rem-sum-without-set"/>
     <w:p>
       <w:pPr>
         <w:pStyle w:val="BodyText"/>
@@ -26789,7 +27187,7 @@
       <w:r>
         <w:t xml:space="preserve"> </w:t>
       </w:r>
-      <w:hyperlink r:id="rId93">
+      <w:hyperlink r:id="rId100">
         <w:r>
           <w:rPr>
             <w:rStyle w:val="Hyperlink"/>
@@ -27014,7 +27412,7 @@
       <w:r>
         <w:t xml:space="preserve"> </w:t>
       </w:r>
-      <w:hyperlink r:id="rId94">
+      <w:hyperlink r:id="rId101">
         <w:r>
           <w:rPr>
             <w:rStyle w:val="Hyperlink"/>
@@ -27026,8 +27424,8 @@
         <w:t xml:space="preserve">).</w:t>
       </w:r>
     </w:p>
-    <w:bookmarkEnd w:id="95"/>
-    <w:bookmarkStart w:id="96" w:name="exm-sum-over-empty-set"/>
+    <w:bookmarkEnd w:id="102"/>
+    <w:bookmarkStart w:id="103" w:name="exm-sum-over-empty-set"/>
     <w:p>
       <w:pPr>
         <w:pStyle w:val="BodyText"/>
@@ -27116,9 +27514,9 @@
         <w:t xml:space="preserve">.</w:t>
       </w:r>
     </w:p>
-    <w:bookmarkEnd w:id="96"/>
-    <w:bookmarkEnd w:id="97"/>
-    <w:bookmarkStart w:id="118" w:name="quotients"/>
+    <w:bookmarkEnd w:id="103"/>
+    <w:bookmarkEnd w:id="104"/>
+    <w:bookmarkStart w:id="129" w:name="quotients"/>
     <w:p>
       <w:pPr>
         <w:pStyle w:val="Heading2"/>
@@ -27127,7 +27525,7 @@
         <w:t xml:space="preserve">8 Quotients</w:t>
       </w:r>
     </w:p>
-    <w:bookmarkStart w:id="98" w:name="def-quotient"/>
+    <w:bookmarkStart w:id="105" w:name="def-quotient"/>
     <w:p>
       <w:pPr>
         <w:pStyle w:val="FirstParagraph"/>
@@ -27137,7 +27535,7 @@
           <w:b/>
           <w:bCs/>
         </w:rPr>
-        <w:t xml:space="preserve">Definition 17 (Quotient)</w:t>
+        <w:t xml:space="preserve">Definition 23 (Quotient)</w:t>
       </w:r>
       <w:r>
         <w:t xml:space="preserve"> </w:t>
@@ -27296,8 +27694,8 @@
         </m:oMath>
       </m:oMathPara>
     </w:p>
-    <w:bookmarkEnd w:id="98"/>
-    <w:bookmarkStart w:id="99" w:name="def-fraction"/>
+    <w:bookmarkEnd w:id="105"/>
+    <w:bookmarkStart w:id="106" w:name="def-fraction"/>
     <w:p>
       <w:pPr>
         <w:pStyle w:val="FirstParagraph"/>
@@ -27307,7 +27705,7 @@
           <w:b/>
           <w:bCs/>
         </w:rPr>
-        <w:t xml:space="preserve">Definition 18 (Fraction, numerator, and denominator)</w:t>
+        <w:t xml:space="preserve">Definition 24 (Fraction)</w:t>
       </w:r>
       <w:r>
         <w:t xml:space="preserve"> </w:t>
@@ -27346,7 +27744,7 @@
           <w:rPr>
             <w:rStyle w:val="Hyperlink"/>
           </w:rPr>
-          <w:t xml:space="preserve">Definition 17</w:t>
+          <w:t xml:space="preserve">Definition 23</w:t>
         </w:r>
       </w:hyperlink>
       <w:r>
@@ -27363,7 +27761,64 @@
         <w:t xml:space="preserve">fraction</w:t>
       </w:r>
       <w:r>
-        <w:t xml:space="preserve">;</w:t>
+        <w:t xml:space="preserve">.</w:t>
+      </w:r>
+    </w:p>
+    <w:bookmarkEnd w:id="106"/>
+    <w:bookmarkStart w:id="107" w:name="def-numerator"/>
+    <w:p>
+      <w:pPr>
+        <w:pStyle w:val="BodyText"/>
+      </w:pPr>
+      <w:r>
+        <w:rPr>
+          <w:b/>
+          <w:bCs/>
+        </w:rPr>
+        <w:t xml:space="preserve">Definition 25 (Numerator)</w:t>
+      </w:r>
+      <w:r>
+        <w:t xml:space="preserve"> </w:t>
+      </w:r>
+      <w:r>
+        <w:t xml:space="preserve">In a fraction</w:t>
+      </w:r>
+      <w:r>
+        <w:t xml:space="preserve"> </w:t>
+      </w:r>
+      <m:oMath>
+        <m:f>
+          <m:fPr>
+            <m:type m:val="bar"/>
+          </m:fPr>
+          <m:num>
+            <m:r>
+              <m:t>a</m:t>
+            </m:r>
+          </m:num>
+          <m:den>
+            <m:r>
+              <m:t>b</m:t>
+            </m:r>
+          </m:den>
+        </m:f>
+      </m:oMath>
+      <w:r>
+        <w:t xml:space="preserve"> </w:t>
+      </w:r>
+      <w:r>
+        <w:t xml:space="preserve">(</w:t>
+      </w:r>
+      <w:hyperlink w:anchor="def-fraction">
+        <w:r>
+          <w:rPr>
+            <w:rStyle w:val="Hyperlink"/>
+          </w:rPr>
+          <w:t xml:space="preserve">Definition 24</w:t>
+        </w:r>
+      </w:hyperlink>
+      <w:r>
+        <w:t xml:space="preserve">),</w:t>
       </w:r>
       <w:r>
         <w:t xml:space="preserve"> </w:t>
@@ -27390,10 +27845,64 @@
         <w:t xml:space="preserve">numerator</w:t>
       </w:r>
       <w:r>
-        <w:t xml:space="preserve"> </w:t>
-      </w:r>
-      <w:r>
-        <w:t xml:space="preserve">and</w:t>
+        <w:t xml:space="preserve">.</w:t>
+      </w:r>
+    </w:p>
+    <w:bookmarkEnd w:id="107"/>
+    <w:bookmarkStart w:id="108" w:name="def-denominator"/>
+    <w:p>
+      <w:pPr>
+        <w:pStyle w:val="BodyText"/>
+      </w:pPr>
+      <w:r>
+        <w:rPr>
+          <w:b/>
+          <w:bCs/>
+        </w:rPr>
+        <w:t xml:space="preserve">Definition 26 (Denominator)</w:t>
+      </w:r>
+      <w:r>
+        <w:t xml:space="preserve"> </w:t>
+      </w:r>
+      <w:r>
+        <w:t xml:space="preserve">In a fraction</w:t>
+      </w:r>
+      <w:r>
+        <w:t xml:space="preserve"> </w:t>
+      </w:r>
+      <m:oMath>
+        <m:f>
+          <m:fPr>
+            <m:type m:val="bar"/>
+          </m:fPr>
+          <m:num>
+            <m:r>
+              <m:t>a</m:t>
+            </m:r>
+          </m:num>
+          <m:den>
+            <m:r>
+              <m:t>b</m:t>
+            </m:r>
+          </m:den>
+        </m:f>
+      </m:oMath>
+      <w:r>
+        <w:t xml:space="preserve"> </w:t>
+      </w:r>
+      <w:r>
+        <w:t xml:space="preserve">(</w:t>
+      </w:r>
+      <w:hyperlink w:anchor="def-fraction">
+        <w:r>
+          <w:rPr>
+            <w:rStyle w:val="Hyperlink"/>
+          </w:rPr>
+          <w:t xml:space="preserve">Definition 24</w:t>
+        </w:r>
+      </w:hyperlink>
+      <w:r>
+        <w:t xml:space="preserve">),</w:t>
       </w:r>
       <w:r>
         <w:t xml:space="preserve"> </w:t>
@@ -27407,7 +27916,7 @@
         <w:t xml:space="preserve"> </w:t>
       </w:r>
       <w:r>
-        <w:t xml:space="preserve">its</w:t>
+        <w:t xml:space="preserve">is its</w:t>
       </w:r>
       <w:r>
         <w:t xml:space="preserve"> </w:t>
@@ -27422,11 +27931,25 @@
       <w:r>
         <w:t xml:space="preserve">.</w:t>
       </w:r>
-      <w:r>
-        <w:t xml:space="preserve"> </w:t>
-      </w:r>
-      <w:r>
-        <w:t xml:space="preserve">For example, the fraction</w:t>
+    </w:p>
+    <w:bookmarkEnd w:id="108"/>
+    <w:bookmarkStart w:id="109" w:name="exm-fraction"/>
+    <w:p>
+      <w:pPr>
+        <w:pStyle w:val="BodyText"/>
+      </w:pPr>
+      <w:r>
+        <w:rPr>
+          <w:b/>
+          <w:bCs/>
+        </w:rPr>
+        <w:t xml:space="preserve">Example 19 (Numerator and denominator of a fraction)</w:t>
+      </w:r>
+      <w:r>
+        <w:t xml:space="preserve"> </w:t>
+      </w:r>
+      <w:r>
+        <w:t xml:space="preserve">The fraction</w:t>
       </w:r>
       <w:r>
         <w:t xml:space="preserve"> </w:t>
@@ -27480,8 +28003,8 @@
         <w:t xml:space="preserve">.</w:t>
       </w:r>
     </w:p>
-    <w:bookmarkEnd w:id="99"/>
-    <w:bookmarkStart w:id="100" w:name="exm-quotient"/>
+    <w:bookmarkEnd w:id="109"/>
+    <w:bookmarkStart w:id="110" w:name="exm-quotient"/>
     <w:p>
       <w:pPr>
         <w:pStyle w:val="BodyText"/>
@@ -27491,7 +28014,7 @@
           <w:b/>
           <w:bCs/>
         </w:rPr>
-        <w:t xml:space="preserve">Example 19 (A quotient)</w:t>
+        <w:t xml:space="preserve">Example 20 (A quotient)</w:t>
       </w:r>
       <w:r>
         <w:t xml:space="preserve"> </w:t>
@@ -27607,7 +28130,7 @@
           <w:rPr>
             <w:rStyle w:val="Hyperlink"/>
           </w:rPr>
-          <w:t xml:space="preserve">Definition 17</w:t>
+          <w:t xml:space="preserve">Definition 23</w:t>
         </w:r>
       </w:hyperlink>
       <w:r>
@@ -27617,8 +28140,8 @@
         <w:t xml:space="preserve">requires a nonzero denominator.</w:t>
       </w:r>
     </w:p>
-    <w:bookmarkEnd w:id="100"/>
-    <w:bookmarkStart w:id="101" w:name="def-person-years"/>
+    <w:bookmarkEnd w:id="110"/>
+    <w:bookmarkStart w:id="111" w:name="def-follow-up"/>
     <w:p>
       <w:pPr>
         <w:pStyle w:val="BodyText"/>
@@ -27628,7 +28151,7 @@
           <w:b/>
           <w:bCs/>
         </w:rPr>
-        <w:t xml:space="preserve">Definition 19 (Follow-up and person-years)</w:t>
+        <w:t xml:space="preserve">Definition 27 (Follow-up)</w:t>
       </w:r>
       <w:r>
         <w:t xml:space="preserve"> </w:t>
@@ -27656,13 +28179,33 @@
         <w:t xml:space="preserve"> </w:t>
       </w:r>
       <w:r>
-        <w:t xml:space="preserve">is the length of time the study observes that participant,</w:t>
-      </w:r>
-      <w:r>
-        <w:t xml:space="preserve"> </w:t>
-      </w:r>
-      <w:r>
-        <w:t xml:space="preserve">and the study’s</w:t>
+        <w:t xml:space="preserve">is the length of time the study observes that participant.</w:t>
+      </w:r>
+    </w:p>
+    <w:bookmarkEnd w:id="111"/>
+    <w:bookmarkStart w:id="112" w:name="def-person-years"/>
+    <w:p>
+      <w:pPr>
+        <w:pStyle w:val="BodyText"/>
+      </w:pPr>
+      <w:r>
+        <w:rPr>
+          <w:b/>
+          <w:bCs/>
+        </w:rPr>
+        <w:t xml:space="preserve">Definition 28 (Person-years)</w:t>
+      </w:r>
+      <w:r>
+        <w:t xml:space="preserve"> </w:t>
+      </w:r>
+      <w:r>
+        <w:t xml:space="preserve">In a study that observes participants over time,</w:t>
+      </w:r>
+      <w:r>
+        <w:t xml:space="preserve"> </w:t>
+      </w:r>
+      <w:r>
+        <w:t xml:space="preserve">the study’s</w:t>
       </w:r>
       <w:r>
         <w:t xml:space="preserve"> </w:t>
@@ -27678,7 +28221,18 @@
         <w:t xml:space="preserve"> </w:t>
       </w:r>
       <w:r>
-        <w:t xml:space="preserve">are the sum of the follow-up times of all participants,</w:t>
+        <w:t xml:space="preserve">are the sum of the follow-up times (</w:t>
+      </w:r>
+      <w:hyperlink w:anchor="def-follow-up">
+        <w:r>
+          <w:rPr>
+            <w:rStyle w:val="Hyperlink"/>
+          </w:rPr>
+          <w:t xml:space="preserve">Definition 27</w:t>
+        </w:r>
+      </w:hyperlink>
+      <w:r>
+        <w:t xml:space="preserve">) of all participants,</w:t>
       </w:r>
       <w:r>
         <w:t xml:space="preserve"> </w:t>
@@ -27687,8 +28241,8 @@
         <w:t xml:space="preserve">measured in years.</w:t>
       </w:r>
     </w:p>
-    <w:bookmarkEnd w:id="101"/>
-    <w:bookmarkStart w:id="102" w:name="exm-person-years"/>
+    <w:bookmarkEnd w:id="112"/>
+    <w:bookmarkStart w:id="113" w:name="exm-person-years"/>
     <w:p>
       <w:pPr>
         <w:pStyle w:val="BodyText"/>
@@ -27698,7 +28252,7 @@
           <w:b/>
           <w:bCs/>
         </w:rPr>
-        <w:t xml:space="preserve">Example 20 (Counting person-years)</w:t>
+        <w:t xml:space="preserve">Example 21 (Counting person-years)</w:t>
       </w:r>
       <w:r>
         <w:t xml:space="preserve"> </w:t>
@@ -27869,8 +28423,8 @@
         <w:t xml:space="preserve">person-years.</w:t>
       </w:r>
     </w:p>
-    <w:bookmarkEnd w:id="102"/>
-    <w:bookmarkStart w:id="103" w:name="def-rate"/>
+    <w:bookmarkEnd w:id="113"/>
+    <w:bookmarkStart w:id="114" w:name="def-rate"/>
     <w:p>
       <w:pPr>
         <w:pStyle w:val="BodyText"/>
@@ -27880,7 +28434,7 @@
           <w:b/>
           <w:bCs/>
         </w:rPr>
-        <w:t xml:space="preserve">Definition 20 (Rate)</w:t>
+        <w:t xml:space="preserve">Definition 29 (Rate)</w:t>
       </w:r>
       <w:r>
         <w:t xml:space="preserve"> </w:t>
@@ -27921,7 +28475,7 @@
           <w:rPr>
             <w:rStyle w:val="Hyperlink"/>
           </w:rPr>
-          <w:t xml:space="preserve">Definition 19</w:t>
+          <w:t xml:space="preserve">Definition 28</w:t>
         </w:r>
       </w:hyperlink>
       <w:r>
@@ -28096,7 +28650,7 @@
         <w:t xml:space="preserve">cases per person-year.</w:t>
       </w:r>
     </w:p>
-    <w:bookmarkEnd w:id="103"/>
+    <w:bookmarkEnd w:id="114"/>
     <w:p>
       <w:pPr>
         <w:pStyle w:val="BodyText"/>
@@ -28104,7 +28658,7 @@
       <w:r>
         <w:t xml:space="preserve">cf. </w:t>
       </w:r>
-      <w:hyperlink r:id="rId104">
+      <w:hyperlink r:id="rId115">
         <w:r>
           <w:rPr>
             <w:rStyle w:val="Hyperlink"/>
@@ -28113,7 +28667,7 @@
         </w:r>
       </w:hyperlink>
     </w:p>
-    <w:bookmarkStart w:id="106" w:name="def-ratio"/>
+    <w:bookmarkStart w:id="117" w:name="def-ratio"/>
     <w:p>
       <w:pPr>
         <w:pStyle w:val="BodyText"/>
@@ -28123,7 +28677,7 @@
           <w:b/>
           <w:bCs/>
         </w:rPr>
-        <w:t xml:space="preserve">Definition 21 (Ratios)</w:t>
+        <w:t xml:space="preserve">Definition 30 (Ratios)</w:t>
       </w:r>
       <w:r>
         <w:t xml:space="preserve"> </w:t>
@@ -28155,7 +28709,7 @@
       <w:r>
         <w:t xml:space="preserve">cf. </w:t>
       </w:r>
-      <w:hyperlink r:id="rId105">
+      <w:hyperlink r:id="rId116">
         <w:r>
           <w:rPr>
             <w:rStyle w:val="Hyperlink"/>
@@ -28164,8 +28718,8 @@
         </w:r>
       </w:hyperlink>
     </w:p>
-    <w:bookmarkEnd w:id="106"/>
-    <w:bookmarkStart w:id="107" w:name="exm-ratio"/>
+    <w:bookmarkEnd w:id="117"/>
+    <w:bookmarkStart w:id="118" w:name="exm-ratio"/>
     <w:p>
       <w:pPr>
         <w:pStyle w:val="BodyText"/>
@@ -28175,7 +28729,7 @@
           <w:b/>
           <w:bCs/>
         </w:rPr>
-        <w:t xml:space="preserve">Example 21 (A ratio, and a quotient that is not one)</w:t>
+        <w:t xml:space="preserve">Example 22 (A ratio, and a quotient that is not one)</w:t>
       </w:r>
       <w:r>
         <w:t xml:space="preserve"> </w:t>
@@ -28189,7 +28743,7 @@
         <w:pStyle w:val="Compact"/>
         <w:numPr>
           <w:ilvl w:val="0"/>
-          <w:numId w:val="1019"/>
+          <w:numId w:val="1018"/>
         </w:numPr>
       </w:pPr>
       <w:r>
@@ -28281,7 +28835,7 @@
         <w:pStyle w:val="Compact"/>
         <w:numPr>
           <w:ilvl w:val="0"/>
-          <w:numId w:val="1019"/>
+          <w:numId w:val="1018"/>
         </w:numPr>
       </w:pPr>
       <w:r>
@@ -28423,8 +28977,8 @@
         <w:t xml:space="preserve">so this quotient is not a ratio.</w:t>
       </w:r>
     </w:p>
-    <w:bookmarkEnd w:id="107"/>
-    <w:bookmarkStart w:id="110" w:name="def-proportion"/>
+    <w:bookmarkEnd w:id="118"/>
+    <w:bookmarkStart w:id="121" w:name="def-proportion"/>
     <w:p>
       <w:pPr>
         <w:pStyle w:val="FirstParagraph"/>
@@ -28434,7 +28988,7 @@
           <w:b/>
           <w:bCs/>
         </w:rPr>
-        <w:t xml:space="preserve">Definition 22 (Proportion)</w:t>
+        <w:t xml:space="preserve">Definition 31 (Proportion)</w:t>
       </w:r>
       <w:r>
         <w:t xml:space="preserve"> </w:t>
@@ -28475,7 +29029,7 @@
       <w:r>
         <w:t xml:space="preserve"> </w:t>
       </w:r>
-      <w:hyperlink r:id="rId108">
+      <w:hyperlink r:id="rId119">
         <w:r>
           <w:rPr>
             <w:rStyle w:val="Hyperlink"/>
@@ -28497,7 +29051,7 @@
       <w:r>
         <w:t xml:space="preserve"> </w:t>
       </w:r>
-      <w:hyperlink r:id="rId109">
+      <w:hyperlink r:id="rId120">
         <w:r>
           <w:rPr>
             <w:rStyle w:val="Hyperlink"/>
@@ -28512,8 +29066,8 @@
         <w:t xml:space="preserve">for other meanings.</w:t>
       </w:r>
     </w:p>
-    <w:bookmarkEnd w:id="110"/>
-    <w:bookmarkStart w:id="111" w:name="exm-proportion"/>
+    <w:bookmarkEnd w:id="121"/>
+    <w:bookmarkStart w:id="122" w:name="exm-proportion"/>
     <w:p>
       <w:pPr>
         <w:pStyle w:val="BodyText"/>
@@ -28523,7 +29077,7 @@
           <w:b/>
           <w:bCs/>
         </w:rPr>
-        <w:t xml:space="preserve">Example 22 (A proportion, and a ratio that is not one)</w:t>
+        <w:t xml:space="preserve">Example 23 (A proportion, and a ratio that is not one)</w:t>
       </w:r>
       <w:r>
         <w:t xml:space="preserve"> </w:t>
@@ -28565,7 +29119,7 @@
         <w:pStyle w:val="Compact"/>
         <w:numPr>
           <w:ilvl w:val="0"/>
-          <w:numId w:val="1020"/>
+          <w:numId w:val="1019"/>
         </w:numPr>
       </w:pPr>
       <w:r>
@@ -28643,7 +29197,7 @@
         <w:pStyle w:val="Compact"/>
         <w:numPr>
           <w:ilvl w:val="0"/>
-          <w:numId w:val="1020"/>
+          <w:numId w:val="1019"/>
         </w:numPr>
       </w:pPr>
       <w:r>
@@ -28734,8 +29288,8 @@
         <w:t xml:space="preserve">non-smokers.</w:t>
       </w:r>
     </w:p>
-    <w:bookmarkEnd w:id="111"/>
-    <w:bookmarkStart w:id="113" w:name="def-proportional"/>
+    <w:bookmarkEnd w:id="122"/>
+    <w:bookmarkStart w:id="124" w:name="def-proportional"/>
     <w:p>
       <w:pPr>
         <w:pStyle w:val="FirstParagraph"/>
@@ -28745,7 +29299,7 @@
           <w:b/>
           <w:bCs/>
         </w:rPr>
-        <w:t xml:space="preserve">Definition 23 (Proportional)</w:t>
+        <w:t xml:space="preserve">Definition 32 (Proportional)</w:t>
       </w:r>
       <w:r>
         <w:t xml:space="preserve"> </w:t>
@@ -28906,7 +29460,7 @@
       <w:r>
         <w:t xml:space="preserve">(cf. </w:t>
       </w:r>
-      <w:hyperlink r:id="rId112">
+      <w:hyperlink r:id="rId123">
         <w:r>
           <w:rPr>
             <w:rStyle w:val="Hyperlink"/>
@@ -28918,8 +29472,8 @@
         <w:t xml:space="preserve">)</w:t>
       </w:r>
     </w:p>
-    <w:bookmarkEnd w:id="113"/>
-    <w:bookmarkStart w:id="114" w:name="exm-proportional"/>
+    <w:bookmarkEnd w:id="124"/>
+    <w:bookmarkStart w:id="125" w:name="exm-proportional"/>
     <w:p>
       <w:pPr>
         <w:pStyle w:val="BodyText"/>
@@ -28929,7 +29483,7 @@
           <w:b/>
           <w:bCs/>
         </w:rPr>
-        <w:t xml:space="preserve">Example 23 (Proportional and non-proportional functions)</w:t>
+        <w:t xml:space="preserve">Example 24 (Proportional and non-proportional functions)</w:t>
       </w:r>
       <w:r>
         <w:t xml:space="preserve"> </w:t>
@@ -28942,7 +29496,7 @@
       <w:pPr>
         <w:numPr>
           <w:ilvl w:val="0"/>
-          <w:numId w:val="1021"/>
+          <w:numId w:val="1020"/>
         </w:numPr>
       </w:pPr>
       <m:oMath>
@@ -29224,7 +29778,7 @@
       <w:pPr>
         <w:numPr>
           <w:ilvl w:val="0"/>
-          <w:numId w:val="1021"/>
+          <w:numId w:val="1020"/>
         </w:numPr>
       </w:pPr>
       <m:oMath>
@@ -29612,7 +30166,7 @@
         <w:t xml:space="preserve">.</w:t>
       </w:r>
     </w:p>
-    <w:bookmarkEnd w:id="114"/>
+    <w:bookmarkEnd w:id="125"/>
     <w:p>
       <w:pPr>
         <w:pStyle w:val="FirstParagraph"/>
@@ -29623,7 +30177,7 @@
       <w:r>
         <w:t xml:space="preserve"> </w:t>
       </w:r>
-      <w:hyperlink r:id="rId115">
+      <w:hyperlink r:id="rId126">
         <w:r>
           <w:rPr>
             <w:rStyle w:val="Hyperlink"/>
@@ -29632,8 +30186,8 @@
         </w:r>
       </w:hyperlink>
     </w:p>
-    <w:bookmarkStart w:id="117" w:name="refs"/>
-    <w:bookmarkStart w:id="116" w:name="ref-rudin1976principles"/>
+    <w:bookmarkStart w:id="128" w:name="refs"/>
+    <w:bookmarkStart w:id="127" w:name="ref-rudin1976principles"/>
     <w:p>
       <w:pPr>
         <w:pStyle w:val="Bibliography"/>
@@ -29655,9 +30209,9 @@
         <w:t xml:space="preserve">. 3rd ed. International Series in Pure and Applied Mathematics. McGraw-Hill.</w:t>
       </w:r>
     </w:p>
-    <w:bookmarkEnd w:id="116"/>
-    <w:bookmarkEnd w:id="117"/>
-    <w:bookmarkEnd w:id="118"/>
+    <w:bookmarkEnd w:id="127"/>
+    <w:bookmarkEnd w:id="128"/>
+    <w:bookmarkEnd w:id="129"/>
     <w:sectPr>
       <w:footnotePr>
         <w:numRestart w:val="eachSect"/>
@@ -30047,7 +30601,34 @@
     <w:abstractNumId w:val="991"/>
   </w:num>
   <w:num w:numId="1012">
-    <w:abstractNumId w:val="991"/>
+    <w:abstractNumId w:val="99411"/>
+    <w:lvlOverride w:ilvl="0">
+      <w:startOverride w:val="1"/>
+    </w:lvlOverride>
+    <w:lvlOverride w:ilvl="1">
+      <w:startOverride w:val="1"/>
+    </w:lvlOverride>
+    <w:lvlOverride w:ilvl="2">
+      <w:startOverride w:val="1"/>
+    </w:lvlOverride>
+    <w:lvlOverride w:ilvl="3">
+      <w:startOverride w:val="1"/>
+    </w:lvlOverride>
+    <w:lvlOverride w:ilvl="4">
+      <w:startOverride w:val="1"/>
+    </w:lvlOverride>
+    <w:lvlOverride w:ilvl="5">
+      <w:startOverride w:val="1"/>
+    </w:lvlOverride>
+    <w:lvlOverride w:ilvl="6">
+      <w:startOverride w:val="1"/>
+    </w:lvlOverride>
+    <w:lvlOverride w:ilvl="7">
+      <w:startOverride w:val="1"/>
+    </w:lvlOverride>
+    <w:lvlOverride w:ilvl="8">
+      <w:startOverride w:val="1"/>
+    </w:lvlOverride>
   </w:num>
   <w:num w:numId="1013">
     <w:abstractNumId w:val="99411"/>
@@ -30200,42 +30781,12 @@
     </w:lvlOverride>
   </w:num>
   <w:num w:numId="1018">
-    <w:abstractNumId w:val="99411"/>
-    <w:lvlOverride w:ilvl="0">
-      <w:startOverride w:val="1"/>
-    </w:lvlOverride>
-    <w:lvlOverride w:ilvl="1">
-      <w:startOverride w:val="1"/>
-    </w:lvlOverride>
-    <w:lvlOverride w:ilvl="2">
-      <w:startOverride w:val="1"/>
-    </w:lvlOverride>
-    <w:lvlOverride w:ilvl="3">
-      <w:startOverride w:val="1"/>
-    </w:lvlOverride>
-    <w:lvlOverride w:ilvl="4">
-      <w:startOverride w:val="1"/>
-    </w:lvlOverride>
-    <w:lvlOverride w:ilvl="5">
-      <w:startOverride w:val="1"/>
-    </w:lvlOverride>
-    <w:lvlOverride w:ilvl="6">
-      <w:startOverride w:val="1"/>
-    </w:lvlOverride>
-    <w:lvlOverride w:ilvl="7">
-      <w:startOverride w:val="1"/>
-    </w:lvlOverride>
-    <w:lvlOverride w:ilvl="8">
-      <w:startOverride w:val="1"/>
-    </w:lvlOverride>
+    <w:abstractNumId w:val="991"/>
   </w:num>
   <w:num w:numId="1019">
     <w:abstractNumId w:val="991"/>
   </w:num>
   <w:num w:numId="1020">
-    <w:abstractNumId w:val="991"/>
-  </w:num>
-  <w:num w:numId="1021">
     <w:abstractNumId w:val="991"/>
   </w:num>
 </w:numbering>
